--- a/public/plantillas/plantilla_boletin.docx
+++ b/public/plantillas/plantilla_boletin.docx
@@ -20,8 +20,8 @@
         <w:rPr>
           <w:b/>
           <w:bCs/>
-          <w:sz w:val="28"/>
-          <w:szCs w:val="28"/>
+          <w:sz w:val="2"/>
+          <w:szCs w:val="2"/>
         </w:rPr>
       </w:pPr>
       <w:r>
@@ -31,950 +31,1833 @@
           <w:sz w:val="28"/>
           <w:szCs w:val="28"/>
         </w:rPr>
-        <w:t>INFORME DESCRIPTIVO</w:t>
+        <w:t>%#</w:t>
+      </w:r>
+      <w:proofErr w:type="spellStart"/>
+      <w:r>
+        <w:rPr>
+          <w:b/>
+          <w:bCs/>
+          <w:sz w:val="28"/>
+          <w:szCs w:val="28"/>
+        </w:rPr>
+        <w:t>estudiantes_lista</w:t>
+      </w:r>
+      <w:proofErr w:type="spellEnd"/>
+      <w:r>
+        <w:rPr>
+          <w:b/>
+          <w:bCs/>
+          <w:sz w:val="28"/>
+          <w:szCs w:val="28"/>
+        </w:rPr>
+        <w:t>%</w:t>
+      </w:r>
+      <w:r>
+        <w:rPr>
+          <w:b/>
+          <w:bCs/>
+          <w:sz w:val="28"/>
+          <w:szCs w:val="28"/>
+        </w:rPr>
+        <w:t xml:space="preserve"> </w:t>
       </w:r>
     </w:p>
-    <w:tbl>
-      <w:tblPr>
-        <w:tblpPr w:leftFromText="141" w:rightFromText="141" w:vertAnchor="page" w:horzAnchor="margin" w:tblpX="-1281" w:tblpY="2685"/>
-        <w:tblW w:w="11194" w:type="dxa"/>
-        <w:tblBorders>
-          <w:top w:val="single" w:sz="4" w:space="0" w:color="auto"/>
-          <w:left w:val="single" w:sz="4" w:space="0" w:color="auto"/>
-          <w:bottom w:val="single" w:sz="4" w:space="0" w:color="auto"/>
-          <w:right w:val="single" w:sz="4" w:space="0" w:color="auto"/>
-          <w:insideH w:val="single" w:sz="4" w:space="0" w:color="auto"/>
-          <w:insideV w:val="single" w:sz="4" w:space="0" w:color="auto"/>
-        </w:tblBorders>
-        <w:tblLayout w:type="fixed"/>
-        <w:tblCellMar>
-          <w:left w:w="70" w:type="dxa"/>
-          <w:right w:w="70" w:type="dxa"/>
-        </w:tblCellMar>
-        <w:tblLook w:val="0000" w:firstRow="0" w:lastRow="0" w:firstColumn="0" w:lastColumn="0" w:noHBand="0" w:noVBand="0"/>
-      </w:tblPr>
-      <w:tblGrid>
-        <w:gridCol w:w="6540"/>
-        <w:gridCol w:w="2062"/>
-        <w:gridCol w:w="2592"/>
-      </w:tblGrid>
-      <w:tr>
-        <w:trPr>
-          <w:cantSplit/>
-          <w:trHeight w:val="416"/>
-        </w:trPr>
-        <w:tc>
-          <w:tcPr>
-            <w:tcW w:w="6540" w:type="dxa"/>
-          </w:tcPr>
-          <w:p>
-            <w:pPr>
-              <w:pStyle w:val="Sinespaciado"/>
-              <w:rPr>
-                <w:rFonts w:ascii="Arial" w:hAnsi="Arial" w:cs="Arial"/>
-                <w:b/>
-                <w:lang w:val="es-ES"/>
-              </w:rPr>
-            </w:pPr>
-            <w:r>
-              <w:rPr>
-                <w:rFonts w:ascii="Arial" w:hAnsi="Arial" w:cs="Arial"/>
-                <w:b/>
-                <w:lang w:val="es-ES"/>
-              </w:rPr>
-              <w:t>Nombre del Estudiante</w:t>
-            </w:r>
-            <w:r>
-              <w:rPr>
-                <w:rFonts w:ascii="Arial" w:hAnsi="Arial" w:cs="Arial"/>
-                <w:bCs/>
-                <w:sz w:val="16"/>
-                <w:szCs w:val="16"/>
-                <w:lang w:val="es-ES"/>
-              </w:rPr>
-              <w:t xml:space="preserve">:  </w:t>
-            </w:r>
-            <w:r>
-              <w:rPr>
-                <w:rFonts w:ascii="Arial" w:hAnsi="Arial" w:cs="Arial"/>
-                <w:bCs/>
-                <w:sz w:val="16"/>
-                <w:szCs w:val="16"/>
-                <w:lang w:val="es-ES"/>
-              </w:rPr>
-              <w:t>%</w:t>
-            </w:r>
-            <w:r>
-              <w:rPr>
-                <w:rFonts w:ascii="Arial" w:hAnsi="Arial" w:cs="Arial"/>
-                <w:bCs/>
-                <w:sz w:val="16"/>
-                <w:szCs w:val="16"/>
-                <w:lang w:val="es-ES"/>
-              </w:rPr>
-              <w:t>apellidos y nombres</w:t>
-            </w:r>
-            <w:r>
-              <w:rPr>
-                <w:rFonts w:ascii="Arial" w:hAnsi="Arial" w:cs="Arial"/>
-                <w:bCs/>
-                <w:sz w:val="16"/>
-                <w:szCs w:val="16"/>
-                <w:lang w:val="es-ES"/>
-              </w:rPr>
-              <w:t>%</w:t>
-            </w:r>
-          </w:p>
-        </w:tc>
-        <w:tc>
-          <w:tcPr>
-            <w:tcW w:w="2062" w:type="dxa"/>
-          </w:tcPr>
-          <w:p>
-            <w:pPr>
-              <w:pStyle w:val="Sinespaciado"/>
-              <w:rPr>
-                <w:rFonts w:ascii="Arial" w:hAnsi="Arial" w:cs="Arial"/>
-                <w:b/>
-                <w:lang w:val="es-ES"/>
-              </w:rPr>
-            </w:pPr>
-            <w:r>
-              <w:rPr>
-                <w:rFonts w:ascii="Arial" w:hAnsi="Arial" w:cs="Arial"/>
-                <w:b/>
-                <w:lang w:val="es-ES"/>
-              </w:rPr>
-              <w:t>Grado:</w:t>
-            </w:r>
-            <w:r>
-              <w:rPr>
-                <w:rFonts w:ascii="Arial" w:hAnsi="Arial" w:cs="Arial"/>
-                <w:b/>
-                <w:lang w:val="es-ES"/>
-              </w:rPr>
-              <w:t xml:space="preserve"> </w:t>
-            </w:r>
-            <w:r>
-              <w:rPr>
-                <w:rFonts w:ascii="Arial" w:hAnsi="Arial" w:cs="Arial"/>
-                <w:bCs/>
-                <w:sz w:val="18"/>
-                <w:szCs w:val="18"/>
-                <w:lang w:val="es-ES"/>
-              </w:rPr>
-              <w:t>%grado%</w:t>
-            </w:r>
-          </w:p>
-        </w:tc>
-        <w:tc>
-          <w:tcPr>
-            <w:tcW w:w="2592" w:type="dxa"/>
-          </w:tcPr>
-          <w:p>
-            <w:pPr>
-              <w:pStyle w:val="Sinespaciado"/>
-              <w:jc w:val="center"/>
-              <w:rPr>
-                <w:rFonts w:ascii="Arial" w:hAnsi="Arial" w:cs="Arial"/>
-                <w:b/>
-                <w:lang w:val="es-ES"/>
-              </w:rPr>
-            </w:pPr>
-            <w:r>
-              <w:rPr>
-                <w:rFonts w:ascii="Arial" w:hAnsi="Arial" w:cs="Arial"/>
-                <w:b/>
-                <w:lang w:val="es-ES"/>
-              </w:rPr>
-              <w:t>Año:</w:t>
-            </w:r>
-            <w:r>
-              <w:rPr>
-                <w:rFonts w:ascii="Arial" w:hAnsi="Arial" w:cs="Arial"/>
-                <w:bCs/>
-                <w:lang w:val="es-ES"/>
-              </w:rPr>
-              <w:t xml:space="preserve"> </w:t>
-            </w:r>
-            <w:r>
-              <w:rPr>
-                <w:rFonts w:ascii="Arial" w:hAnsi="Arial" w:cs="Arial"/>
-                <w:bCs/>
-                <w:sz w:val="18"/>
-                <w:szCs w:val="18"/>
-                <w:lang w:val="es-ES"/>
-              </w:rPr>
-              <w:t>%a</w:t>
-            </w:r>
-            <w:r>
-              <w:rPr>
-                <w:rFonts w:ascii="Arial" w:hAnsi="Arial" w:cs="Arial"/>
-                <w:bCs/>
-                <w:sz w:val="18"/>
-                <w:szCs w:val="18"/>
-                <w:lang w:val="es-ES"/>
-              </w:rPr>
-              <w:t>n</w:t>
-            </w:r>
-            <w:r>
-              <w:rPr>
-                <w:rFonts w:ascii="Arial" w:hAnsi="Arial" w:cs="Arial"/>
-                <w:bCs/>
-                <w:sz w:val="18"/>
-                <w:szCs w:val="18"/>
-                <w:lang w:val="es-ES"/>
-              </w:rPr>
-              <w:t>o%</w:t>
-            </w:r>
-          </w:p>
-        </w:tc>
-      </w:tr>
-      <w:tr>
-        <w:trPr>
-          <w:cantSplit/>
-          <w:trHeight w:val="457"/>
-        </w:trPr>
-        <w:tc>
-          <w:tcPr>
-            <w:tcW w:w="6540" w:type="dxa"/>
-          </w:tcPr>
-          <w:p>
-            <w:pPr>
-              <w:pStyle w:val="Sinespaciado"/>
-              <w:rPr>
-                <w:rFonts w:ascii="Arial" w:hAnsi="Arial" w:cs="Arial"/>
-                <w:b/>
-                <w:lang w:val="es-ES"/>
-              </w:rPr>
-            </w:pPr>
-            <w:r>
-              <w:rPr>
-                <w:rFonts w:ascii="Arial" w:hAnsi="Arial" w:cs="Arial"/>
-                <w:b/>
-                <w:lang w:val="es-ES"/>
-              </w:rPr>
-              <w:t xml:space="preserve">Periodo: </w:t>
-            </w:r>
-            <w:r>
-              <w:rPr>
-                <w:rFonts w:ascii="Arial" w:hAnsi="Arial" w:cs="Arial"/>
-                <w:bCs/>
-                <w:sz w:val="18"/>
-                <w:szCs w:val="18"/>
-                <w:lang w:val="es-ES"/>
-              </w:rPr>
-              <w:t>%periodo%</w:t>
-            </w:r>
-          </w:p>
-          <w:p>
-            <w:pPr>
-              <w:pStyle w:val="Sinespaciado"/>
-              <w:rPr>
-                <w:rFonts w:ascii="Arial" w:hAnsi="Arial" w:cs="Arial"/>
-                <w:b/>
-                <w:lang w:val="es-ES"/>
-              </w:rPr>
-            </w:pPr>
-          </w:p>
-        </w:tc>
-        <w:tc>
-          <w:tcPr>
-            <w:tcW w:w="4654" w:type="dxa"/>
-            <w:gridSpan w:val="2"/>
-          </w:tcPr>
-          <w:p>
-            <w:pPr>
-              <w:pStyle w:val="Sinespaciado"/>
-              <w:tabs>
-                <w:tab w:val="left" w:pos="2759"/>
-              </w:tabs>
-              <w:rPr>
-                <w:rFonts w:ascii="Arial" w:hAnsi="Arial" w:cs="Arial"/>
-                <w:b/>
-                <w:lang w:val="es-ES"/>
-              </w:rPr>
-            </w:pPr>
-            <w:proofErr w:type="gramStart"/>
-            <w:r>
-              <w:rPr>
-                <w:rFonts w:ascii="Arial" w:hAnsi="Arial" w:cs="Arial"/>
-                <w:b/>
-                <w:lang w:val="es-ES"/>
-              </w:rPr>
-              <w:t>Docente:</w:t>
-            </w:r>
-            <w:r>
-              <w:rPr>
-                <w:rFonts w:ascii="Arial" w:hAnsi="Arial" w:cs="Arial"/>
-                <w:bCs/>
-                <w:sz w:val="18"/>
-                <w:szCs w:val="18"/>
-                <w:lang w:val="es-ES"/>
-              </w:rPr>
-              <w:t>%</w:t>
-            </w:r>
-            <w:proofErr w:type="gramEnd"/>
-            <w:r>
-              <w:rPr>
-                <w:rFonts w:ascii="Arial" w:hAnsi="Arial" w:cs="Arial"/>
-                <w:bCs/>
-                <w:sz w:val="18"/>
-                <w:szCs w:val="18"/>
-                <w:lang w:val="es-ES"/>
-              </w:rPr>
-              <w:t>docente%</w:t>
-            </w:r>
-            <w:r>
-              <w:rPr>
-                <w:rFonts w:ascii="Arial" w:hAnsi="Arial" w:cs="Arial"/>
-                <w:bCs/>
-                <w:sz w:val="18"/>
-                <w:szCs w:val="18"/>
-                <w:lang w:val="es-ES"/>
-              </w:rPr>
-              <w:tab/>
-            </w:r>
-          </w:p>
-        </w:tc>
-      </w:tr>
-    </w:tbl>
     <w:p>
       <w:pPr>
         <w:rPr>
+          <w:sz w:val="2"/>
+          <w:szCs w:val="2"/>
+        </w:rPr>
+      </w:pPr>
+    </w:p>
+    <w:p>
+      <w:pPr>
+        <w:rPr>
+          <w:sz w:val="2"/>
+          <w:szCs w:val="2"/>
+        </w:rPr>
+      </w:pPr>
+      <w:r>
+        <w:rPr>
+          <w:noProof/>
           <w:sz w:val="18"/>
           <w:szCs w:val="18"/>
         </w:rPr>
-      </w:pPr>
-    </w:p>
-    <w:tbl>
-      <w:tblPr>
-        <w:tblpPr w:leftFromText="141" w:rightFromText="141" w:vertAnchor="page" w:horzAnchor="page" w:tblpX="471" w:tblpY="4281"/>
-        <w:tblW w:w="10786" w:type="dxa"/>
-        <w:tblBorders>
-          <w:top w:val="single" w:sz="4" w:space="0" w:color="auto"/>
-          <w:left w:val="single" w:sz="4" w:space="0" w:color="auto"/>
-          <w:bottom w:val="single" w:sz="4" w:space="0" w:color="auto"/>
-          <w:right w:val="single" w:sz="4" w:space="0" w:color="auto"/>
-          <w:insideH w:val="single" w:sz="4" w:space="0" w:color="auto"/>
-          <w:insideV w:val="single" w:sz="4" w:space="0" w:color="auto"/>
-        </w:tblBorders>
-        <w:tblLayout w:type="fixed"/>
-        <w:tblCellMar>
-          <w:left w:w="70" w:type="dxa"/>
-          <w:right w:w="70" w:type="dxa"/>
-        </w:tblCellMar>
-        <w:tblLook w:val="0000" w:firstRow="0" w:lastRow="0" w:firstColumn="0" w:lastColumn="0" w:noHBand="0" w:noVBand="0"/>
-      </w:tblPr>
-      <w:tblGrid>
-        <w:gridCol w:w="3402"/>
-        <w:gridCol w:w="7384"/>
-      </w:tblGrid>
-      <w:tr>
-        <w:trPr>
-          <w:trHeight w:val="281"/>
-        </w:trPr>
-        <w:tc>
-          <w:tcPr>
-            <w:tcW w:w="3402" w:type="dxa"/>
-            <w:tcBorders>
-              <w:top w:val="nil"/>
-              <w:left w:val="nil"/>
-              <w:bottom w:val="single" w:sz="4" w:space="0" w:color="auto"/>
-              <w:right w:val="nil"/>
-            </w:tcBorders>
-          </w:tcPr>
-          <w:p>
-            <w:pPr>
-              <w:pStyle w:val="Sinespaciado"/>
-              <w:rPr>
-                <w:rFonts w:ascii="Arial" w:hAnsi="Arial" w:cs="Arial"/>
-                <w:b/>
-                <w:lang w:val="es-ES"/>
-              </w:rPr>
-            </w:pPr>
-            <w:r>
-              <w:rPr>
-                <w:rFonts w:ascii="Arial" w:hAnsi="Arial" w:cs="Arial"/>
-                <w:b/>
-                <w:lang w:val="es-ES"/>
-              </w:rPr>
-              <w:t>DIMENSIONES</w:t>
-            </w:r>
-          </w:p>
-        </w:tc>
-        <w:tc>
-          <w:tcPr>
-            <w:tcW w:w="7384" w:type="dxa"/>
-            <w:tcBorders>
-              <w:top w:val="nil"/>
-              <w:left w:val="nil"/>
-              <w:bottom w:val="single" w:sz="4" w:space="0" w:color="auto"/>
-              <w:right w:val="nil"/>
-            </w:tcBorders>
-          </w:tcPr>
-          <w:p>
-            <w:pPr>
-              <w:pStyle w:val="Sinespaciado"/>
-              <w:rPr>
-                <w:rFonts w:ascii="Arial" w:hAnsi="Arial" w:cs="Arial"/>
-                <w:b/>
-                <w:lang w:val="es-ES"/>
-              </w:rPr>
-            </w:pPr>
-            <w:r>
-              <w:rPr>
-                <w:rFonts w:ascii="Arial" w:hAnsi="Arial" w:cs="Arial"/>
-                <w:b/>
-                <w:lang w:val="es-ES"/>
-              </w:rPr>
-              <w:t>VALORACIÓN</w:t>
-            </w:r>
-          </w:p>
-        </w:tc>
-      </w:tr>
-      <w:tr>
-        <w:trPr>
-          <w:trHeight w:val="275"/>
-        </w:trPr>
-        <w:tc>
-          <w:tcPr>
-            <w:tcW w:w="3402" w:type="dxa"/>
-            <w:tcBorders>
-              <w:top w:val="single" w:sz="4" w:space="0" w:color="auto"/>
-            </w:tcBorders>
-            <w:shd w:val="clear" w:color="auto" w:fill="C6D9F1" w:themeFill="text2" w:themeFillTint="33"/>
-          </w:tcPr>
-          <w:p>
-            <w:pPr>
-              <w:pStyle w:val="Sinespaciado"/>
-              <w:rPr>
-                <w:rFonts w:ascii="Arial" w:hAnsi="Arial" w:cs="Arial"/>
-                <w:lang w:val="es-ES"/>
-              </w:rPr>
-            </w:pPr>
-            <w:r>
-              <w:rPr>
-                <w:rFonts w:ascii="Arial" w:hAnsi="Arial" w:cs="Arial"/>
-              </w:rPr>
-              <w:t>%#asignaturas%</w:t>
-            </w:r>
-            <w:r>
-              <w:rPr>
-                <w:rFonts w:ascii="Arial" w:hAnsi="Arial" w:cs="Arial"/>
-              </w:rPr>
-              <w:t xml:space="preserve"> </w:t>
-            </w:r>
-            <w:r>
-              <w:rPr>
-                <w:rFonts w:ascii="Arial" w:hAnsi="Arial" w:cs="Arial"/>
-                <w:lang w:val="es-ES"/>
-              </w:rPr>
-              <w:t>%asignatura%</w:t>
-            </w:r>
-          </w:p>
-        </w:tc>
-        <w:tc>
-          <w:tcPr>
-            <w:tcW w:w="7384" w:type="dxa"/>
-            <w:tcBorders>
-              <w:top w:val="single" w:sz="4" w:space="0" w:color="auto"/>
-            </w:tcBorders>
-            <w:shd w:val="clear" w:color="auto" w:fill="C6D9F1" w:themeFill="text2" w:themeFillTint="33"/>
-          </w:tcPr>
-          <w:p>
-            <w:pPr>
-              <w:pStyle w:val="Sinespaciado"/>
-              <w:jc w:val="both"/>
-              <w:rPr>
-                <w:rFonts w:ascii="Arial" w:hAnsi="Arial" w:cs="Arial"/>
-                <w:lang w:val="es-ES"/>
-              </w:rPr>
-            </w:pPr>
-            <w:r>
-              <w:rPr>
-                <w:rFonts w:ascii="Arial" w:hAnsi="Arial" w:cs="Arial"/>
-                <w:lang w:val="es-ES"/>
-              </w:rPr>
-              <w:t>%escala%</w:t>
-            </w:r>
-          </w:p>
-        </w:tc>
-      </w:tr>
-      <w:tr>
-        <w:trPr>
-          <w:trHeight w:val="293"/>
-        </w:trPr>
-        <w:tc>
-          <w:tcPr>
-            <w:tcW w:w="10786" w:type="dxa"/>
-            <w:gridSpan w:val="2"/>
-          </w:tcPr>
-          <w:p>
-            <w:pPr>
-              <w:pStyle w:val="Sinespaciado"/>
-              <w:jc w:val="both"/>
-              <w:rPr>
-                <w:rFonts w:ascii="Arial" w:hAnsi="Arial" w:cs="Arial"/>
-                <w:sz w:val="18"/>
-                <w:szCs w:val="18"/>
-                <w:lang w:val="es-ES"/>
-              </w:rPr>
-            </w:pPr>
-            <w:r>
-              <w:rPr>
-                <w:rFonts w:ascii="Arial" w:hAnsi="Arial" w:cs="Arial"/>
-                <w:sz w:val="18"/>
-                <w:szCs w:val="18"/>
-                <w:lang w:val="es-ES"/>
-              </w:rPr>
-              <w:fldChar w:fldCharType="begin"/>
-            </w:r>
-            <w:r>
-              <w:rPr>
-                <w:rFonts w:ascii="Arial" w:hAnsi="Arial" w:cs="Arial"/>
-                <w:sz w:val="18"/>
-                <w:szCs w:val="18"/>
-                <w:lang w:val="es-ES"/>
-              </w:rPr>
-              <w:instrText xml:space="preserve"> MERGEFIELD Logro_cogn </w:instrText>
-            </w:r>
-            <w:r>
-              <w:rPr>
-                <w:rFonts w:ascii="Arial" w:hAnsi="Arial" w:cs="Arial"/>
-                <w:sz w:val="18"/>
-                <w:szCs w:val="18"/>
-                <w:lang w:val="es-ES"/>
-              </w:rPr>
-              <w:fldChar w:fldCharType="separate"/>
-            </w:r>
-            <w:r>
-              <w:rPr>
-                <w:rFonts w:ascii="Arial" w:hAnsi="Arial" w:cs="Arial"/>
-                <w:noProof/>
-                <w:sz w:val="18"/>
-                <w:szCs w:val="18"/>
-                <w:lang w:val="es-ES"/>
-              </w:rPr>
-              <w:t>%</w:t>
-            </w:r>
-            <w:r>
-              <w:rPr>
-                <w:rFonts w:ascii="Arial" w:hAnsi="Arial" w:cs="Arial"/>
-                <w:noProof/>
-                <w:sz w:val="18"/>
-                <w:szCs w:val="18"/>
-              </w:rPr>
-              <w:t>logro_concatenado</w:t>
-            </w:r>
-            <w:r>
-              <w:rPr>
-                <w:rFonts w:ascii="Arial" w:hAnsi="Arial" w:cs="Arial"/>
-                <w:noProof/>
-                <w:sz w:val="18"/>
-                <w:szCs w:val="18"/>
-                <w:lang w:val="es-ES"/>
-              </w:rPr>
-              <w:t>%</w:t>
-            </w:r>
-            <w:r>
-              <w:rPr>
-                <w:rFonts w:ascii="Arial" w:hAnsi="Arial" w:cs="Arial"/>
-                <w:noProof/>
-                <w:sz w:val="18"/>
-                <w:szCs w:val="18"/>
-              </w:rPr>
-              <w:t>%/asignaturas%</w:t>
-            </w:r>
-            <w:r>
-              <w:rPr>
-                <w:rFonts w:ascii="Arial" w:hAnsi="Arial" w:cs="Arial"/>
-                <w:sz w:val="18"/>
-                <w:szCs w:val="18"/>
-                <w:lang w:val="es-ES"/>
-              </w:rPr>
-              <w:fldChar w:fldCharType="end"/>
-            </w:r>
-          </w:p>
-        </w:tc>
-      </w:tr>
-      <w:tr>
-        <w:trPr>
-          <w:trHeight w:val="345"/>
-        </w:trPr>
-        <w:tc>
-          <w:tcPr>
-            <w:tcW w:w="3402" w:type="dxa"/>
-            <w:tcBorders>
-              <w:top w:val="single" w:sz="4" w:space="0" w:color="auto"/>
-            </w:tcBorders>
-            <w:shd w:val="clear" w:color="auto" w:fill="C6D9F1" w:themeFill="text2" w:themeFillTint="33"/>
-          </w:tcPr>
-          <w:p>
-            <w:pPr>
-              <w:pStyle w:val="Sinespaciado"/>
-              <w:rPr>
-                <w:rFonts w:ascii="Arial" w:hAnsi="Arial" w:cs="Arial"/>
-                <w:lang w:val="es-ES"/>
-              </w:rPr>
-            </w:pPr>
-            <w:r>
-              <w:rPr>
-                <w:rFonts w:ascii="Arial" w:hAnsi="Arial" w:cs="Arial"/>
-                <w:lang w:val="es-ES"/>
-              </w:rPr>
-              <w:t>comportamiento</w:t>
-            </w:r>
-          </w:p>
-        </w:tc>
-        <w:tc>
-          <w:tcPr>
-            <w:tcW w:w="7384" w:type="dxa"/>
-            <w:tcBorders>
-              <w:top w:val="single" w:sz="4" w:space="0" w:color="auto"/>
-            </w:tcBorders>
-            <w:shd w:val="clear" w:color="auto" w:fill="C6D9F1" w:themeFill="text2" w:themeFillTint="33"/>
-          </w:tcPr>
-          <w:p>
-            <w:pPr>
-              <w:pStyle w:val="Sinespaciado"/>
-              <w:jc w:val="both"/>
-              <w:rPr>
-                <w:rFonts w:ascii="Arial" w:hAnsi="Arial" w:cs="Arial"/>
-              </w:rPr>
-            </w:pPr>
-            <w:r>
-              <w:rPr>
-                <w:rFonts w:ascii="Arial" w:hAnsi="Arial" w:cs="Arial"/>
-                <w:lang w:val="es-ES"/>
-              </w:rPr>
-              <w:t>%</w:t>
-            </w:r>
-            <w:proofErr w:type="spellStart"/>
-            <w:r>
-              <w:rPr>
-                <w:rFonts w:ascii="Arial" w:hAnsi="Arial" w:cs="Arial"/>
-              </w:rPr>
-              <w:t>escala_comportamiento</w:t>
-            </w:r>
-            <w:proofErr w:type="spellEnd"/>
-            <w:r>
-              <w:rPr>
-                <w:rFonts w:ascii="Arial" w:hAnsi="Arial" w:cs="Arial"/>
-                <w:lang w:val="es-ES"/>
-              </w:rPr>
-              <w:t>%</w:t>
-            </w:r>
-          </w:p>
-        </w:tc>
-      </w:tr>
-      <w:tr>
-        <w:trPr>
-          <w:trHeight w:val="624"/>
-        </w:trPr>
-        <w:tc>
-          <w:tcPr>
-            <w:tcW w:w="10786" w:type="dxa"/>
-            <w:gridSpan w:val="2"/>
-          </w:tcPr>
-          <w:p>
-            <w:pPr>
-              <w:pStyle w:val="Sinespaciado"/>
-              <w:jc w:val="both"/>
-              <w:rPr>
-                <w:rFonts w:ascii="Arial" w:hAnsi="Arial" w:cs="Arial"/>
-                <w:noProof/>
-                <w:sz w:val="18"/>
-                <w:szCs w:val="18"/>
-              </w:rPr>
-            </w:pPr>
-            <w:r>
-              <w:rPr>
-                <w:rFonts w:ascii="Arial" w:hAnsi="Arial" w:cs="Arial"/>
-                <w:sz w:val="18"/>
-                <w:szCs w:val="18"/>
-                <w:lang w:val="es-ES"/>
-              </w:rPr>
-              <w:fldChar w:fldCharType="begin"/>
-            </w:r>
-            <w:r>
-              <w:rPr>
-                <w:rFonts w:ascii="Arial" w:hAnsi="Arial" w:cs="Arial"/>
-                <w:sz w:val="18"/>
-                <w:szCs w:val="18"/>
-                <w:lang w:val="es-ES"/>
-              </w:rPr>
-              <w:instrText xml:space="preserve"> MERGEFIELD Logro_cogn </w:instrText>
-            </w:r>
-            <w:r>
-              <w:rPr>
-                <w:rFonts w:ascii="Arial" w:hAnsi="Arial" w:cs="Arial"/>
-                <w:sz w:val="18"/>
-                <w:szCs w:val="18"/>
-                <w:lang w:val="es-ES"/>
-              </w:rPr>
-              <w:fldChar w:fldCharType="separate"/>
-            </w:r>
-            <w:r>
-              <w:rPr>
-                <w:rFonts w:ascii="Arial" w:hAnsi="Arial" w:cs="Arial"/>
-                <w:noProof/>
-                <w:sz w:val="18"/>
-                <w:szCs w:val="18"/>
-                <w:lang w:val="es-ES"/>
-              </w:rPr>
-              <w:t>%</w:t>
-            </w:r>
-            <w:r>
-              <w:rPr>
-                <w:rFonts w:ascii="Arial" w:hAnsi="Arial" w:cs="Arial"/>
-                <w:noProof/>
-                <w:sz w:val="18"/>
-                <w:szCs w:val="18"/>
-              </w:rPr>
-              <w:t>descripcion_comportamiento</w:t>
-            </w:r>
-            <w:r>
-              <w:rPr>
-                <w:rFonts w:ascii="Arial" w:hAnsi="Arial" w:cs="Arial"/>
-                <w:noProof/>
-                <w:sz w:val="18"/>
-                <w:szCs w:val="18"/>
-                <w:lang w:val="es-ES"/>
-              </w:rPr>
-              <w:t>%</w:t>
-            </w:r>
-          </w:p>
-          <w:p>
-            <w:pPr>
-              <w:pStyle w:val="Sinespaciado"/>
-              <w:jc w:val="both"/>
-              <w:rPr>
-                <w:rFonts w:ascii="Arial" w:hAnsi="Arial" w:cs="Arial"/>
-                <w:sz w:val="18"/>
-                <w:szCs w:val="18"/>
-                <w:lang w:val="es-ES"/>
-              </w:rPr>
-            </w:pPr>
-            <w:r>
-              <w:rPr>
-                <w:rFonts w:ascii="Arial" w:hAnsi="Arial" w:cs="Arial"/>
-                <w:noProof/>
-                <w:sz w:val="18"/>
-                <w:szCs w:val="18"/>
-                <w:lang w:val="es-ES"/>
-              </w:rPr>
-              <w:t xml:space="preserve"> . </w:t>
-            </w:r>
-            <w:r>
-              <w:rPr>
-                <w:rFonts w:ascii="Arial" w:hAnsi="Arial" w:cs="Arial"/>
-                <w:sz w:val="18"/>
-                <w:szCs w:val="18"/>
-                <w:lang w:val="es-ES"/>
-              </w:rPr>
-              <w:fldChar w:fldCharType="end"/>
-            </w:r>
-          </w:p>
-        </w:tc>
-      </w:tr>
-      <w:tr>
-        <w:trPr>
-          <w:trHeight w:val="1558"/>
-        </w:trPr>
-        <w:tc>
-          <w:tcPr>
-            <w:tcW w:w="10786" w:type="dxa"/>
-            <w:gridSpan w:val="2"/>
-          </w:tcPr>
-          <w:tbl>
-            <w:tblPr>
-              <w:tblpPr w:leftFromText="141" w:rightFromText="141" w:vertAnchor="page" w:horzAnchor="margin" w:tblpY="161"/>
-              <w:tblOverlap w:val="never"/>
-              <w:tblW w:w="11437" w:type="dxa"/>
-              <w:tblBorders>
-                <w:top w:val="single" w:sz="4" w:space="0" w:color="auto"/>
-                <w:left w:val="single" w:sz="4" w:space="0" w:color="auto"/>
-                <w:bottom w:val="single" w:sz="4" w:space="0" w:color="auto"/>
-                <w:right w:val="single" w:sz="4" w:space="0" w:color="auto"/>
-                <w:insideH w:val="single" w:sz="4" w:space="0" w:color="auto"/>
-                <w:insideV w:val="single" w:sz="4" w:space="0" w:color="auto"/>
-              </w:tblBorders>
-              <w:tblLayout w:type="fixed"/>
-              <w:tblCellMar>
-                <w:left w:w="70" w:type="dxa"/>
-                <w:right w:w="70" w:type="dxa"/>
-              </w:tblCellMar>
-              <w:tblLook w:val="0000" w:firstRow="0" w:lastRow="0" w:firstColumn="0" w:lastColumn="0" w:noHBand="0" w:noVBand="0"/>
-            </w:tblPr>
-            <w:tblGrid>
-              <w:gridCol w:w="2891"/>
-              <w:gridCol w:w="8546"/>
-            </w:tblGrid>
-            <w:tr>
-              <w:trPr>
-                <w:cantSplit/>
-                <w:trHeight w:val="1236"/>
-              </w:trPr>
-              <w:tc>
-                <w:tcPr>
-                  <w:tcW w:w="2891" w:type="dxa"/>
-                </w:tcPr>
-                <w:p>
-                  <w:pPr>
-                    <w:pStyle w:val="Sinespaciado"/>
-                    <w:rPr>
-                      <w:rFonts w:ascii="Arial" w:hAnsi="Arial" w:cs="Arial"/>
-                      <w:lang w:val="es-ES"/>
-                    </w:rPr>
-                  </w:pPr>
-                  <w:r>
-                    <w:rPr>
-                      <w:rFonts w:ascii="Arial" w:hAnsi="Arial" w:cs="Arial"/>
-                      <w:lang w:val="es-ES"/>
-                    </w:rPr>
-                    <w:t>Observaciones:</w:t>
-                  </w:r>
-                </w:p>
-              </w:tc>
-              <w:tc>
-                <w:tcPr>
-                  <w:tcW w:w="8546" w:type="dxa"/>
-                </w:tcPr>
-                <w:p>
-                  <w:pPr>
-                    <w:pStyle w:val="Sinespaciado"/>
-                    <w:rPr>
-                      <w:rFonts w:ascii="Arial" w:hAnsi="Arial" w:cs="Arial"/>
-                      <w:lang w:val="es-ES"/>
-                    </w:rPr>
-                  </w:pPr>
-                </w:p>
-                <w:p>
-                  <w:pPr>
-                    <w:pStyle w:val="Sinespaciado"/>
-                    <w:rPr>
-                      <w:rFonts w:ascii="Arial" w:hAnsi="Arial" w:cs="Arial"/>
-                      <w:lang w:val="es-ES"/>
-                    </w:rPr>
-                  </w:pPr>
-                </w:p>
-                <w:p>
-                  <w:pPr>
-                    <w:pStyle w:val="Sinespaciado"/>
-                    <w:rPr>
-                      <w:rFonts w:ascii="Arial" w:hAnsi="Arial" w:cs="Arial"/>
-                      <w:lang w:val="es-ES"/>
-                    </w:rPr>
-                  </w:pPr>
-                  <w:r>
-                    <w:rPr>
-                      <w:rFonts w:ascii="Arial" w:hAnsi="Arial" w:cs="Arial"/>
-                      <w:lang w:val="es-ES"/>
-                    </w:rPr>
-                    <w:t>__________________</w:t>
-                  </w:r>
-                </w:p>
-                <w:p>
-                  <w:pPr>
-                    <w:pStyle w:val="Sinespaciado"/>
-                    <w:rPr>
-                      <w:rFonts w:ascii="Arial" w:hAnsi="Arial" w:cs="Arial"/>
-                      <w:lang w:val="es-ES"/>
-                    </w:rPr>
-                  </w:pPr>
-                  <w:r>
-                    <w:rPr>
-                      <w:rFonts w:ascii="Arial" w:hAnsi="Arial" w:cs="Arial"/>
-                      <w:lang w:val="es-ES"/>
-                    </w:rPr>
-                    <w:t xml:space="preserve">         </w:t>
-                  </w:r>
-                  <w:r>
-                    <w:rPr>
-                      <w:rFonts w:ascii="Arial" w:hAnsi="Arial" w:cs="Arial"/>
-                      <w:lang w:val="es-ES"/>
-                    </w:rPr>
-                    <w:t xml:space="preserve">   </w:t>
-                  </w:r>
-                  <w:r>
-                    <w:rPr>
-                      <w:rFonts w:ascii="Arial" w:hAnsi="Arial" w:cs="Arial"/>
-                      <w:lang w:val="es-ES"/>
-                    </w:rPr>
-                    <w:t xml:space="preserve"> Profesor</w:t>
-                  </w:r>
-                  <w:r>
-                    <w:rPr>
-                      <w:rFonts w:ascii="Arial" w:hAnsi="Arial" w:cs="Arial"/>
-                      <w:lang w:val="es-ES"/>
-                    </w:rPr>
-                    <w:t>(a)</w:t>
-                  </w:r>
-                  <w:r>
-                    <w:rPr>
-                      <w:rFonts w:ascii="Arial" w:hAnsi="Arial" w:cs="Arial"/>
-                      <w:lang w:val="es-ES"/>
-                    </w:rPr>
-                    <w:t>.</w:t>
-                  </w:r>
-                  <w:r>
-                    <w:rPr>
-                      <w:rFonts w:ascii="Arial" w:hAnsi="Arial" w:cs="Arial"/>
-                      <w:lang w:val="es-ES"/>
-                    </w:rPr>
-                    <w:t xml:space="preserve">                             Rector(a)</w:t>
-                  </w:r>
-                  <w:r>
-                    <w:rPr>
-                      <w:rFonts w:ascii="Arial" w:hAnsi="Arial" w:cs="Arial"/>
-                      <w:lang w:val="es-ES"/>
-                    </w:rPr>
-                    <w:tab/>
-                    <w:t xml:space="preserve">                </w:t>
-                  </w:r>
-                  <w:proofErr w:type="gramStart"/>
-                  <w:r>
-                    <w:rPr>
-                      <w:rFonts w:ascii="Arial" w:hAnsi="Arial" w:cs="Arial"/>
-                      <w:lang w:val="es-ES"/>
-                    </w:rPr>
-                    <w:t xml:space="preserve">  </w:t>
-                  </w:r>
-                  <w:r>
-                    <w:rPr>
-                      <w:rFonts w:ascii="Arial" w:hAnsi="Arial" w:cs="Arial"/>
-                      <w:lang w:val="es-ES"/>
-                    </w:rPr>
-                    <w:t>.</w:t>
-                  </w:r>
-                  <w:proofErr w:type="gramEnd"/>
-                </w:p>
-              </w:tc>
-            </w:tr>
-          </w:tbl>
-          <w:p>
-            <w:pPr>
-              <w:pStyle w:val="Sinespaciado"/>
-              <w:jc w:val="both"/>
-              <w:rPr>
-                <w:rFonts w:ascii="Arial" w:hAnsi="Arial" w:cs="Arial"/>
-                <w:sz w:val="18"/>
-                <w:szCs w:val="18"/>
-                <w:lang w:val="es-ES"/>
-              </w:rPr>
-            </w:pPr>
-          </w:p>
-        </w:tc>
-      </w:tr>
-    </w:tbl>
-    <w:p>
-      <w:pPr>
-        <w:rPr>
-          <w:sz w:val="18"/>
-          <w:szCs w:val="18"/>
-        </w:rPr>
-      </w:pPr>
+        <mc:AlternateContent>
+          <mc:Choice Requires="wps">
+            <w:drawing>
+              <wp:anchor distT="45720" distB="45720" distL="114300" distR="114300" simplePos="0" relativeHeight="251659264" behindDoc="0" locked="0" layoutInCell="1" allowOverlap="1" wp14:anchorId="2A5C7AB2" wp14:editId="5D3A8BDC">
+                <wp:simplePos x="0" y="0"/>
+                <wp:positionH relativeFrom="page">
+                  <wp:align>center</wp:align>
+                </wp:positionH>
+                <wp:positionV relativeFrom="paragraph">
+                  <wp:posOffset>250260</wp:posOffset>
+                </wp:positionV>
+                <wp:extent cx="7047230" cy="1404620"/>
+                <wp:effectExtent l="0" t="0" r="20320" b="24765"/>
+                <wp:wrapSquare wrapText="bothSides"/>
+                <wp:docPr id="217" name="Cuadro de texto 2"/>
+                <wp:cNvGraphicFramePr>
+                  <a:graphicFrameLocks xmlns:a="http://schemas.openxmlformats.org/drawingml/2006/main"/>
+                </wp:cNvGraphicFramePr>
+                <a:graphic xmlns:a="http://schemas.openxmlformats.org/drawingml/2006/main">
+                  <a:graphicData uri="http://schemas.microsoft.com/office/word/2010/wordprocessingShape">
+                    <wps:wsp>
+                      <wps:cNvSpPr txBox="1">
+                        <a:spLocks noChangeArrowheads="1"/>
+                      </wps:cNvSpPr>
+                      <wps:spPr bwMode="auto">
+                        <a:xfrm>
+                          <a:off x="0" y="0"/>
+                          <a:ext cx="7047230" cy="1404620"/>
+                        </a:xfrm>
+                        <a:prstGeom prst="rect">
+                          <a:avLst/>
+                        </a:prstGeom>
+                        <a:solidFill>
+                          <a:srgbClr val="FFFFFF"/>
+                        </a:solidFill>
+                        <a:ln w="9525">
+                          <a:solidFill>
+                            <a:srgbClr val="000000"/>
+                          </a:solidFill>
+                          <a:miter lim="800000"/>
+                          <a:headEnd/>
+                          <a:tailEnd/>
+                        </a:ln>
+                      </wps:spPr>
+                      <wps:txbx>
+                        <w:txbxContent>
+                          <w:tbl>
+                            <w:tblPr>
+                              <w:tblW w:w="10786" w:type="dxa"/>
+                              <w:tblBorders>
+                                <w:top w:val="single" w:sz="4" w:space="0" w:color="auto"/>
+                                <w:left w:val="single" w:sz="4" w:space="0" w:color="auto"/>
+                                <w:bottom w:val="single" w:sz="4" w:space="0" w:color="auto"/>
+                                <w:right w:val="single" w:sz="4" w:space="0" w:color="auto"/>
+                                <w:insideH w:val="single" w:sz="4" w:space="0" w:color="auto"/>
+                                <w:insideV w:val="single" w:sz="4" w:space="0" w:color="auto"/>
+                              </w:tblBorders>
+                              <w:tblLayout w:type="fixed"/>
+                              <w:tblCellMar>
+                                <w:left w:w="70" w:type="dxa"/>
+                                <w:right w:w="70" w:type="dxa"/>
+                              </w:tblCellMar>
+                              <w:tblLook w:val="0000" w:firstRow="0" w:lastRow="0" w:firstColumn="0" w:lastColumn="0" w:noHBand="0" w:noVBand="0"/>
+                            </w:tblPr>
+                            <w:tblGrid>
+                              <w:gridCol w:w="6941"/>
+                              <w:gridCol w:w="2268"/>
+                              <w:gridCol w:w="1577"/>
+                            </w:tblGrid>
+                            <w:tr>
+                              <w:trPr>
+                                <w:trHeight w:val="281"/>
+                              </w:trPr>
+                              <w:tc>
+                                <w:tcPr>
+                                  <w:tcW w:w="6941" w:type="dxa"/>
+                                  <w:tcBorders>
+                                    <w:bottom w:val="single" w:sz="4" w:space="0" w:color="auto"/>
+                                  </w:tcBorders>
+                                </w:tcPr>
+                                <w:p>
+                                  <w:pPr>
+                                    <w:pStyle w:val="Sinespaciado"/>
+                                    <w:rPr>
+                                      <w:rFonts w:ascii="Arial" w:hAnsi="Arial" w:cs="Arial"/>
+                                      <w:b/>
+                                      <w:lang w:val="es-ES"/>
+                                    </w:rPr>
+                                  </w:pPr>
+                                  <w:r>
+                                    <w:rPr>
+                                      <w:rFonts w:ascii="Arial" w:hAnsi="Arial" w:cs="Arial"/>
+                                      <w:b/>
+                                      <w:lang w:val="es-ES"/>
+                                    </w:rPr>
+                                    <w:t>Nombre del Estudiante</w:t>
+                                  </w:r>
+                                  <w:r>
+                                    <w:rPr>
+                                      <w:rFonts w:ascii="Arial" w:hAnsi="Arial" w:cs="Arial"/>
+                                      <w:bCs/>
+                                      <w:sz w:val="16"/>
+                                      <w:szCs w:val="16"/>
+                                      <w:lang w:val="es-ES"/>
+                                    </w:rPr>
+                                    <w:t xml:space="preserve">:  </w:t>
+                                  </w:r>
+                                  <w:r>
+                                    <w:rPr>
+                                      <w:rFonts w:ascii="Arial" w:hAnsi="Arial" w:cs="Arial"/>
+                                      <w:bCs/>
+                                      <w:sz w:val="16"/>
+                                      <w:szCs w:val="16"/>
+                                      <w:lang w:val="es-ES"/>
+                                    </w:rPr>
+                                    <w:t>%apellidos y nombres%</w:t>
+                                  </w:r>
+                                </w:p>
+                              </w:tc>
+                              <w:tc>
+                                <w:tcPr>
+                                  <w:tcW w:w="2268" w:type="dxa"/>
+                                  <w:tcBorders>
+                                    <w:bottom w:val="single" w:sz="4" w:space="0" w:color="auto"/>
+                                  </w:tcBorders>
+                                </w:tcPr>
+                                <w:p>
+                                  <w:pPr>
+                                    <w:pStyle w:val="Sinespaciado"/>
+                                    <w:rPr>
+                                      <w:rFonts w:ascii="Arial" w:hAnsi="Arial" w:cs="Arial"/>
+                                      <w:b/>
+                                      <w:lang w:val="es-ES"/>
+                                    </w:rPr>
+                                  </w:pPr>
+                                  <w:r>
+                                    <w:rPr>
+                                      <w:rFonts w:ascii="Arial" w:hAnsi="Arial" w:cs="Arial"/>
+                                      <w:b/>
+                                      <w:lang w:val="es-ES"/>
+                                    </w:rPr>
+                                    <w:t>Grado:</w:t>
+                                  </w:r>
+                                  <w:r>
+                                    <w:rPr>
+                                      <w:rFonts w:ascii="Arial" w:hAnsi="Arial" w:cs="Arial"/>
+                                      <w:b/>
+                                      <w:lang w:val="es-ES"/>
+                                    </w:rPr>
+                                    <w:t xml:space="preserve"> </w:t>
+                                  </w:r>
+                                  <w:r>
+                                    <w:rPr>
+                                      <w:rFonts w:ascii="Arial" w:hAnsi="Arial" w:cs="Arial"/>
+                                      <w:bCs/>
+                                      <w:sz w:val="18"/>
+                                      <w:szCs w:val="18"/>
+                                      <w:lang w:val="es-ES"/>
+                                    </w:rPr>
+                                    <w:t>%grado%</w:t>
+                                  </w:r>
+                                </w:p>
+                              </w:tc>
+                              <w:tc>
+                                <w:tcPr>
+                                  <w:tcW w:w="1577" w:type="dxa"/>
+                                  <w:tcBorders>
+                                    <w:bottom w:val="single" w:sz="4" w:space="0" w:color="auto"/>
+                                  </w:tcBorders>
+                                </w:tcPr>
+                                <w:p>
+                                  <w:pPr>
+                                    <w:pStyle w:val="Sinespaciado"/>
+                                    <w:rPr>
+                                      <w:rFonts w:ascii="Arial" w:hAnsi="Arial" w:cs="Arial"/>
+                                      <w:b/>
+                                      <w:lang w:val="es-ES"/>
+                                    </w:rPr>
+                                  </w:pPr>
+                                  <w:r>
+                                    <w:rPr>
+                                      <w:rFonts w:ascii="Arial" w:hAnsi="Arial" w:cs="Arial"/>
+                                      <w:b/>
+                                      <w:lang w:val="es-ES"/>
+                                    </w:rPr>
+                                    <w:t>Año:</w:t>
+                                  </w:r>
+                                  <w:r>
+                                    <w:rPr>
+                                      <w:rFonts w:ascii="Arial" w:hAnsi="Arial" w:cs="Arial"/>
+                                      <w:bCs/>
+                                      <w:lang w:val="es-ES"/>
+                                    </w:rPr>
+                                    <w:t xml:space="preserve"> </w:t>
+                                  </w:r>
+                                  <w:r>
+                                    <w:rPr>
+                                      <w:rFonts w:ascii="Arial" w:hAnsi="Arial" w:cs="Arial"/>
+                                      <w:bCs/>
+                                      <w:sz w:val="18"/>
+                                      <w:szCs w:val="18"/>
+                                      <w:lang w:val="es-ES"/>
+                                    </w:rPr>
+                                    <w:t>%ano%</w:t>
+                                  </w:r>
+                                </w:p>
+                              </w:tc>
+                            </w:tr>
+                            <w:tr>
+                              <w:trPr>
+                                <w:trHeight w:val="281"/>
+                              </w:trPr>
+                              <w:tc>
+                                <w:tcPr>
+                                  <w:tcW w:w="6941" w:type="dxa"/>
+                                  <w:tcBorders>
+                                    <w:bottom w:val="single" w:sz="4" w:space="0" w:color="auto"/>
+                                  </w:tcBorders>
+                                </w:tcPr>
+                                <w:p>
+                                  <w:pPr>
+                                    <w:pStyle w:val="Sinespaciado"/>
+                                    <w:rPr>
+                                      <w:rFonts w:ascii="Arial" w:hAnsi="Arial" w:cs="Arial"/>
+                                      <w:b/>
+                                      <w:lang w:val="es-ES"/>
+                                    </w:rPr>
+                                  </w:pPr>
+                                  <w:r>
+                                    <w:rPr>
+                                      <w:rFonts w:ascii="Arial" w:hAnsi="Arial" w:cs="Arial"/>
+                                      <w:b/>
+                                      <w:lang w:val="es-ES"/>
+                                    </w:rPr>
+                                    <w:t xml:space="preserve">Periodo: </w:t>
+                                  </w:r>
+                                  <w:r>
+                                    <w:rPr>
+                                      <w:rFonts w:ascii="Arial" w:hAnsi="Arial" w:cs="Arial"/>
+                                      <w:bCs/>
+                                      <w:sz w:val="18"/>
+                                      <w:szCs w:val="18"/>
+                                      <w:lang w:val="es-ES"/>
+                                    </w:rPr>
+                                    <w:t>%periodo%</w:t>
+                                  </w:r>
+                                </w:p>
+                              </w:tc>
+                              <w:tc>
+                                <w:tcPr>
+                                  <w:tcW w:w="3845" w:type="dxa"/>
+                                  <w:gridSpan w:val="2"/>
+                                  <w:tcBorders>
+                                    <w:bottom w:val="single" w:sz="4" w:space="0" w:color="auto"/>
+                                  </w:tcBorders>
+                                </w:tcPr>
+                                <w:p>
+                                  <w:pPr>
+                                    <w:pStyle w:val="Sinespaciado"/>
+                                    <w:rPr>
+                                      <w:rFonts w:ascii="Arial" w:hAnsi="Arial" w:cs="Arial"/>
+                                      <w:b/>
+                                      <w:lang w:val="es-ES"/>
+                                    </w:rPr>
+                                  </w:pPr>
+                                  <w:proofErr w:type="gramStart"/>
+                                  <w:r>
+                                    <w:rPr>
+                                      <w:rFonts w:ascii="Arial" w:hAnsi="Arial" w:cs="Arial"/>
+                                      <w:b/>
+                                      <w:lang w:val="es-ES"/>
+                                    </w:rPr>
+                                    <w:t>Docente:</w:t>
+                                  </w:r>
+                                  <w:r>
+                                    <w:rPr>
+                                      <w:rFonts w:ascii="Arial" w:hAnsi="Arial" w:cs="Arial"/>
+                                      <w:bCs/>
+                                      <w:sz w:val="18"/>
+                                      <w:szCs w:val="18"/>
+                                      <w:lang w:val="es-ES"/>
+                                    </w:rPr>
+                                    <w:t>%</w:t>
+                                  </w:r>
+                                  <w:proofErr w:type="gramEnd"/>
+                                  <w:r>
+                                    <w:rPr>
+                                      <w:rFonts w:ascii="Arial" w:hAnsi="Arial" w:cs="Arial"/>
+                                      <w:bCs/>
+                                      <w:sz w:val="18"/>
+                                      <w:szCs w:val="18"/>
+                                      <w:lang w:val="es-ES"/>
+                                    </w:rPr>
+                                    <w:t>docente%</w:t>
+                                  </w:r>
+                                </w:p>
+                              </w:tc>
+                            </w:tr>
+                            <w:tr>
+                              <w:trPr>
+                                <w:trHeight w:val="281"/>
+                              </w:trPr>
+                              <w:tc>
+                                <w:tcPr>
+                                  <w:tcW w:w="6941" w:type="dxa"/>
+                                  <w:tcBorders>
+                                    <w:top w:val="single" w:sz="4" w:space="0" w:color="auto"/>
+                                    <w:left w:val="nil"/>
+                                    <w:bottom w:val="single" w:sz="4" w:space="0" w:color="auto"/>
+                                    <w:right w:val="nil"/>
+                                  </w:tcBorders>
+                                </w:tcPr>
+                                <w:p>
+                                  <w:pPr>
+                                    <w:pStyle w:val="Sinespaciado"/>
+                                    <w:rPr>
+                                      <w:rFonts w:ascii="Arial" w:hAnsi="Arial" w:cs="Arial"/>
+                                      <w:b/>
+                                      <w:lang w:val="es-ES"/>
+                                    </w:rPr>
+                                  </w:pPr>
+                                  <w:r>
+                                    <w:rPr>
+                                      <w:rFonts w:ascii="Arial" w:hAnsi="Arial" w:cs="Arial"/>
+                                      <w:b/>
+                                      <w:lang w:val="es-ES"/>
+                                    </w:rPr>
+                                    <w:t>DIMENSIONES</w:t>
+                                  </w:r>
+                                </w:p>
+                              </w:tc>
+                              <w:tc>
+                                <w:tcPr>
+                                  <w:tcW w:w="3845" w:type="dxa"/>
+                                  <w:gridSpan w:val="2"/>
+                                  <w:tcBorders>
+                                    <w:top w:val="single" w:sz="4" w:space="0" w:color="auto"/>
+                                    <w:left w:val="nil"/>
+                                    <w:bottom w:val="single" w:sz="4" w:space="0" w:color="auto"/>
+                                    <w:right w:val="nil"/>
+                                  </w:tcBorders>
+                                </w:tcPr>
+                                <w:p>
+                                  <w:pPr>
+                                    <w:pStyle w:val="Sinespaciado"/>
+                                    <w:rPr>
+                                      <w:rFonts w:ascii="Arial" w:hAnsi="Arial" w:cs="Arial"/>
+                                      <w:b/>
+                                      <w:lang w:val="es-ES"/>
+                                    </w:rPr>
+                                  </w:pPr>
+                                  <w:r>
+                                    <w:rPr>
+                                      <w:rFonts w:ascii="Arial" w:hAnsi="Arial" w:cs="Arial"/>
+                                      <w:b/>
+                                      <w:lang w:val="es-ES"/>
+                                    </w:rPr>
+                                    <w:t>VALORACIÓN</w:t>
+                                  </w:r>
+                                </w:p>
+                              </w:tc>
+                            </w:tr>
+                            <w:tr>
+                              <w:trPr>
+                                <w:trHeight w:val="275"/>
+                              </w:trPr>
+                              <w:tc>
+                                <w:tcPr>
+                                  <w:tcW w:w="6941" w:type="dxa"/>
+                                  <w:tcBorders>
+                                    <w:top w:val="single" w:sz="4" w:space="0" w:color="auto"/>
+                                  </w:tcBorders>
+                                  <w:shd w:val="clear" w:color="auto" w:fill="C6D9F1" w:themeFill="text2" w:themeFillTint="33"/>
+                                </w:tcPr>
+                                <w:p>
+                                  <w:pPr>
+                                    <w:pStyle w:val="Sinespaciado"/>
+                                    <w:rPr>
+                                      <w:rFonts w:ascii="Arial" w:hAnsi="Arial" w:cs="Arial"/>
+                                      <w:lang w:val="es-ES"/>
+                                    </w:rPr>
+                                  </w:pPr>
+                                  <w:r>
+                                    <w:rPr>
+                                      <w:rFonts w:ascii="Arial" w:hAnsi="Arial" w:cs="Arial"/>
+                                    </w:rPr>
+                                    <w:t>%#asignaturas%</w:t>
+                                  </w:r>
+                                  <w:r>
+                                    <w:rPr>
+                                      <w:rFonts w:ascii="Arial" w:hAnsi="Arial" w:cs="Arial"/>
+                                    </w:rPr>
+                                    <w:t xml:space="preserve"> </w:t>
+                                  </w:r>
+                                  <w:r>
+                                    <w:rPr>
+                                      <w:rFonts w:ascii="Arial" w:hAnsi="Arial" w:cs="Arial"/>
+                                      <w:lang w:val="es-ES"/>
+                                    </w:rPr>
+                                    <w:t>%asignatura%</w:t>
+                                  </w:r>
+                                </w:p>
+                              </w:tc>
+                              <w:tc>
+                                <w:tcPr>
+                                  <w:tcW w:w="3845" w:type="dxa"/>
+                                  <w:gridSpan w:val="2"/>
+                                  <w:tcBorders>
+                                    <w:top w:val="single" w:sz="4" w:space="0" w:color="auto"/>
+                                  </w:tcBorders>
+                                  <w:shd w:val="clear" w:color="auto" w:fill="C6D9F1" w:themeFill="text2" w:themeFillTint="33"/>
+                                </w:tcPr>
+                                <w:p>
+                                  <w:pPr>
+                                    <w:pStyle w:val="Sinespaciado"/>
+                                    <w:jc w:val="both"/>
+                                    <w:rPr>
+                                      <w:rFonts w:ascii="Arial" w:hAnsi="Arial" w:cs="Arial"/>
+                                      <w:lang w:val="es-ES"/>
+                                    </w:rPr>
+                                  </w:pPr>
+                                  <w:r>
+                                    <w:rPr>
+                                      <w:rFonts w:ascii="Arial" w:hAnsi="Arial" w:cs="Arial"/>
+                                      <w:lang w:val="es-ES"/>
+                                    </w:rPr>
+                                    <w:t>%escala%</w:t>
+                                  </w:r>
+                                </w:p>
+                              </w:tc>
+                            </w:tr>
+                            <w:tr>
+                              <w:trPr>
+                                <w:trHeight w:val="293"/>
+                              </w:trPr>
+                              <w:tc>
+                                <w:tcPr>
+                                  <w:tcW w:w="10786" w:type="dxa"/>
+                                  <w:gridSpan w:val="3"/>
+                                </w:tcPr>
+                                <w:p>
+                                  <w:pPr>
+                                    <w:pStyle w:val="Sinespaciado"/>
+                                    <w:jc w:val="both"/>
+                                    <w:rPr>
+                                      <w:rFonts w:ascii="Arial" w:hAnsi="Arial" w:cs="Arial"/>
+                                      <w:sz w:val="18"/>
+                                      <w:szCs w:val="18"/>
+                                      <w:lang w:val="es-ES"/>
+                                    </w:rPr>
+                                  </w:pPr>
+                                  <w:r>
+                                    <w:rPr>
+                                      <w:rFonts w:ascii="Arial" w:hAnsi="Arial" w:cs="Arial"/>
+                                      <w:sz w:val="18"/>
+                                      <w:szCs w:val="18"/>
+                                      <w:lang w:val="es-ES"/>
+                                    </w:rPr>
+                                    <w:fldChar w:fldCharType="begin"/>
+                                  </w:r>
+                                  <w:r>
+                                    <w:rPr>
+                                      <w:rFonts w:ascii="Arial" w:hAnsi="Arial" w:cs="Arial"/>
+                                      <w:sz w:val="18"/>
+                                      <w:szCs w:val="18"/>
+                                      <w:lang w:val="es-ES"/>
+                                    </w:rPr>
+                                    <w:instrText xml:space="preserve"> MERGEFIELD Logro_cogn </w:instrText>
+                                  </w:r>
+                                  <w:r>
+                                    <w:rPr>
+                                      <w:rFonts w:ascii="Arial" w:hAnsi="Arial" w:cs="Arial"/>
+                                      <w:sz w:val="18"/>
+                                      <w:szCs w:val="18"/>
+                                      <w:lang w:val="es-ES"/>
+                                    </w:rPr>
+                                    <w:fldChar w:fldCharType="separate"/>
+                                  </w:r>
+                                  <w:r>
+                                    <w:rPr>
+                                      <w:rFonts w:ascii="Arial" w:hAnsi="Arial" w:cs="Arial"/>
+                                      <w:noProof/>
+                                      <w:sz w:val="18"/>
+                                      <w:szCs w:val="18"/>
+                                      <w:lang w:val="es-ES"/>
+                                    </w:rPr>
+                                    <w:t>%</w:t>
+                                  </w:r>
+                                  <w:r>
+                                    <w:rPr>
+                                      <w:rFonts w:ascii="Arial" w:hAnsi="Arial" w:cs="Arial"/>
+                                      <w:noProof/>
+                                      <w:sz w:val="18"/>
+                                      <w:szCs w:val="18"/>
+                                    </w:rPr>
+                                    <w:t>logro_concatenado</w:t>
+                                  </w:r>
+                                  <w:r>
+                                    <w:rPr>
+                                      <w:rFonts w:ascii="Arial" w:hAnsi="Arial" w:cs="Arial"/>
+                                      <w:noProof/>
+                                      <w:sz w:val="18"/>
+                                      <w:szCs w:val="18"/>
+                                      <w:lang w:val="es-ES"/>
+                                    </w:rPr>
+                                    <w:t>%</w:t>
+                                  </w:r>
+                                  <w:r>
+                                    <w:rPr>
+                                      <w:rFonts w:ascii="Arial" w:hAnsi="Arial" w:cs="Arial"/>
+                                      <w:noProof/>
+                                      <w:sz w:val="18"/>
+                                      <w:szCs w:val="18"/>
+                                    </w:rPr>
+                                    <w:t>%/asignaturas%</w:t>
+                                  </w:r>
+                                  <w:r>
+                                    <w:rPr>
+                                      <w:rFonts w:ascii="Arial" w:hAnsi="Arial" w:cs="Arial"/>
+                                      <w:sz w:val="18"/>
+                                      <w:szCs w:val="18"/>
+                                      <w:lang w:val="es-ES"/>
+                                    </w:rPr>
+                                    <w:fldChar w:fldCharType="end"/>
+                                  </w:r>
+                                </w:p>
+                              </w:tc>
+                            </w:tr>
+                            <w:tr>
+                              <w:trPr>
+                                <w:trHeight w:val="345"/>
+                              </w:trPr>
+                              <w:tc>
+                                <w:tcPr>
+                                  <w:tcW w:w="6941" w:type="dxa"/>
+                                  <w:shd w:val="clear" w:color="auto" w:fill="C6D9F1" w:themeFill="text2" w:themeFillTint="33"/>
+                                </w:tcPr>
+                                <w:p>
+                                  <w:pPr>
+                                    <w:pStyle w:val="Sinespaciado"/>
+                                    <w:rPr>
+                                      <w:rFonts w:ascii="Arial" w:hAnsi="Arial" w:cs="Arial"/>
+                                      <w:lang w:val="es-ES"/>
+                                    </w:rPr>
+                                  </w:pPr>
+                                  <w:r>
+                                    <w:rPr>
+                                      <w:rFonts w:ascii="Arial" w:hAnsi="Arial" w:cs="Arial"/>
+                                      <w:lang w:val="es-ES"/>
+                                    </w:rPr>
+                                    <w:t>comportamiento</w:t>
+                                  </w:r>
+                                </w:p>
+                              </w:tc>
+                              <w:tc>
+                                <w:tcPr>
+                                  <w:tcW w:w="3845" w:type="dxa"/>
+                                  <w:gridSpan w:val="2"/>
+                                  <w:shd w:val="clear" w:color="auto" w:fill="C6D9F1" w:themeFill="text2" w:themeFillTint="33"/>
+                                </w:tcPr>
+                                <w:p>
+                                  <w:pPr>
+                                    <w:pStyle w:val="Sinespaciado"/>
+                                    <w:jc w:val="both"/>
+                                    <w:rPr>
+                                      <w:rFonts w:ascii="Arial" w:hAnsi="Arial" w:cs="Arial"/>
+                                    </w:rPr>
+                                  </w:pPr>
+                                  <w:r>
+                                    <w:rPr>
+                                      <w:rFonts w:ascii="Arial" w:hAnsi="Arial" w:cs="Arial"/>
+                                      <w:lang w:val="es-ES"/>
+                                    </w:rPr>
+                                    <w:t>%</w:t>
+                                  </w:r>
+                                  <w:proofErr w:type="spellStart"/>
+                                  <w:r>
+                                    <w:rPr>
+                                      <w:rFonts w:ascii="Arial" w:hAnsi="Arial" w:cs="Arial"/>
+                                    </w:rPr>
+                                    <w:t>escala_comportamiento</w:t>
+                                  </w:r>
+                                  <w:proofErr w:type="spellEnd"/>
+                                  <w:r>
+                                    <w:rPr>
+                                      <w:rFonts w:ascii="Arial" w:hAnsi="Arial" w:cs="Arial"/>
+                                      <w:lang w:val="es-ES"/>
+                                    </w:rPr>
+                                    <w:t>%</w:t>
+                                  </w:r>
+                                </w:p>
+                              </w:tc>
+                            </w:tr>
+                            <w:tr>
+                              <w:trPr>
+                                <w:trHeight w:val="624"/>
+                              </w:trPr>
+                              <w:tc>
+                                <w:tcPr>
+                                  <w:tcW w:w="10786" w:type="dxa"/>
+                                  <w:gridSpan w:val="3"/>
+                                </w:tcPr>
+                                <w:p>
+                                  <w:pPr>
+                                    <w:pStyle w:val="Sinespaciado"/>
+                                    <w:jc w:val="both"/>
+                                    <w:rPr>
+                                      <w:rFonts w:ascii="Arial" w:hAnsi="Arial" w:cs="Arial"/>
+                                      <w:noProof/>
+                                      <w:sz w:val="18"/>
+                                      <w:szCs w:val="18"/>
+                                    </w:rPr>
+                                  </w:pPr>
+                                  <w:r>
+                                    <w:rPr>
+                                      <w:rFonts w:ascii="Arial" w:hAnsi="Arial" w:cs="Arial"/>
+                                      <w:sz w:val="18"/>
+                                      <w:szCs w:val="18"/>
+                                      <w:lang w:val="es-ES"/>
+                                    </w:rPr>
+                                    <w:fldChar w:fldCharType="begin"/>
+                                  </w:r>
+                                  <w:r>
+                                    <w:rPr>
+                                      <w:rFonts w:ascii="Arial" w:hAnsi="Arial" w:cs="Arial"/>
+                                      <w:sz w:val="18"/>
+                                      <w:szCs w:val="18"/>
+                                      <w:lang w:val="es-ES"/>
+                                    </w:rPr>
+                                    <w:instrText xml:space="preserve"> MERGEFIELD Logro_cogn </w:instrText>
+                                  </w:r>
+                                  <w:r>
+                                    <w:rPr>
+                                      <w:rFonts w:ascii="Arial" w:hAnsi="Arial" w:cs="Arial"/>
+                                      <w:sz w:val="18"/>
+                                      <w:szCs w:val="18"/>
+                                      <w:lang w:val="es-ES"/>
+                                    </w:rPr>
+                                    <w:fldChar w:fldCharType="separate"/>
+                                  </w:r>
+                                  <w:r>
+                                    <w:rPr>
+                                      <w:rFonts w:ascii="Arial" w:hAnsi="Arial" w:cs="Arial"/>
+                                      <w:noProof/>
+                                      <w:sz w:val="18"/>
+                                      <w:szCs w:val="18"/>
+                                      <w:lang w:val="es-ES"/>
+                                    </w:rPr>
+                                    <w:t>%</w:t>
+                                  </w:r>
+                                  <w:r>
+                                    <w:rPr>
+                                      <w:rFonts w:ascii="Arial" w:hAnsi="Arial" w:cs="Arial"/>
+                                      <w:noProof/>
+                                      <w:sz w:val="18"/>
+                                      <w:szCs w:val="18"/>
+                                    </w:rPr>
+                                    <w:t>descripcion_comportamiento</w:t>
+                                  </w:r>
+                                  <w:r>
+                                    <w:rPr>
+                                      <w:rFonts w:ascii="Arial" w:hAnsi="Arial" w:cs="Arial"/>
+                                      <w:noProof/>
+                                      <w:sz w:val="18"/>
+                                      <w:szCs w:val="18"/>
+                                      <w:lang w:val="es-ES"/>
+                                    </w:rPr>
+                                    <w:t>%</w:t>
+                                  </w:r>
+                                </w:p>
+                                <w:p>
+                                  <w:pPr>
+                                    <w:pStyle w:val="Sinespaciado"/>
+                                    <w:jc w:val="both"/>
+                                    <w:rPr>
+                                      <w:rFonts w:ascii="Arial" w:hAnsi="Arial" w:cs="Arial"/>
+                                      <w:sz w:val="18"/>
+                                      <w:szCs w:val="18"/>
+                                      <w:lang w:val="es-ES"/>
+                                    </w:rPr>
+                                  </w:pPr>
+                                  <w:r>
+                                    <w:rPr>
+                                      <w:rFonts w:ascii="Arial" w:hAnsi="Arial" w:cs="Arial"/>
+                                      <w:noProof/>
+                                      <w:sz w:val="18"/>
+                                      <w:szCs w:val="18"/>
+                                      <w:lang w:val="es-ES"/>
+                                    </w:rPr>
+                                    <w:t xml:space="preserve"> . </w:t>
+                                  </w:r>
+                                  <w:r>
+                                    <w:rPr>
+                                      <w:rFonts w:ascii="Arial" w:hAnsi="Arial" w:cs="Arial"/>
+                                      <w:sz w:val="18"/>
+                                      <w:szCs w:val="18"/>
+                                      <w:lang w:val="es-ES"/>
+                                    </w:rPr>
+                                    <w:fldChar w:fldCharType="end"/>
+                                  </w:r>
+                                </w:p>
+                              </w:tc>
+                            </w:tr>
+                            <w:tr>
+                              <w:trPr>
+                                <w:trHeight w:val="1558"/>
+                              </w:trPr>
+                              <w:tc>
+                                <w:tcPr>
+                                  <w:tcW w:w="10786" w:type="dxa"/>
+                                  <w:gridSpan w:val="3"/>
+                                </w:tcPr>
+                                <w:tbl>
+                                  <w:tblPr>
+                                    <w:tblOverlap w:val="never"/>
+                                    <w:tblW w:w="11437" w:type="dxa"/>
+                                    <w:tblBorders>
+                                      <w:top w:val="single" w:sz="4" w:space="0" w:color="auto"/>
+                                      <w:left w:val="single" w:sz="4" w:space="0" w:color="auto"/>
+                                      <w:bottom w:val="single" w:sz="4" w:space="0" w:color="auto"/>
+                                      <w:right w:val="single" w:sz="4" w:space="0" w:color="auto"/>
+                                      <w:insideH w:val="single" w:sz="4" w:space="0" w:color="auto"/>
+                                      <w:insideV w:val="single" w:sz="4" w:space="0" w:color="auto"/>
+                                    </w:tblBorders>
+                                    <w:tblLayout w:type="fixed"/>
+                                    <w:tblCellMar>
+                                      <w:left w:w="70" w:type="dxa"/>
+                                      <w:right w:w="70" w:type="dxa"/>
+                                    </w:tblCellMar>
+                                    <w:tblLook w:val="0000" w:firstRow="0" w:lastRow="0" w:firstColumn="0" w:lastColumn="0" w:noHBand="0" w:noVBand="0"/>
+                                  </w:tblPr>
+                                  <w:tblGrid>
+                                    <w:gridCol w:w="2891"/>
+                                    <w:gridCol w:w="8546"/>
+                                  </w:tblGrid>
+                                  <w:tr>
+                                    <w:trPr>
+                                      <w:cantSplit/>
+                                      <w:trHeight w:val="1236"/>
+                                    </w:trPr>
+                                    <w:tc>
+                                      <w:tcPr>
+                                        <w:tcW w:w="2891" w:type="dxa"/>
+                                      </w:tcPr>
+                                      <w:p>
+                                        <w:pPr>
+                                          <w:pStyle w:val="Sinespaciado"/>
+                                          <w:rPr>
+                                            <w:rFonts w:ascii="Arial" w:hAnsi="Arial" w:cs="Arial"/>
+                                            <w:lang w:val="es-ES"/>
+                                          </w:rPr>
+                                        </w:pPr>
+                                        <w:r>
+                                          <w:rPr>
+                                            <w:rFonts w:ascii="Arial" w:hAnsi="Arial" w:cs="Arial"/>
+                                            <w:lang w:val="es-ES"/>
+                                          </w:rPr>
+                                          <w:t>Observaciones:</w:t>
+                                        </w:r>
+                                      </w:p>
+                                    </w:tc>
+                                    <w:tc>
+                                      <w:tcPr>
+                                        <w:tcW w:w="8546" w:type="dxa"/>
+                                      </w:tcPr>
+                                      <w:p>
+                                        <w:pPr>
+                                          <w:pStyle w:val="Sinespaciado"/>
+                                          <w:rPr>
+                                            <w:rFonts w:ascii="Arial" w:hAnsi="Arial" w:cs="Arial"/>
+                                            <w:lang w:val="es-ES"/>
+                                          </w:rPr>
+                                        </w:pPr>
+                                      </w:p>
+                                      <w:p>
+                                        <w:pPr>
+                                          <w:pStyle w:val="Sinespaciado"/>
+                                          <w:rPr>
+                                            <w:rFonts w:ascii="Arial" w:hAnsi="Arial" w:cs="Arial"/>
+                                            <w:lang w:val="es-ES"/>
+                                          </w:rPr>
+                                        </w:pPr>
+                                      </w:p>
+                                      <w:p>
+                                        <w:pPr>
+                                          <w:pStyle w:val="Sinespaciado"/>
+                                          <w:rPr>
+                                            <w:rFonts w:ascii="Arial" w:hAnsi="Arial" w:cs="Arial"/>
+                                            <w:lang w:val="es-ES"/>
+                                          </w:rPr>
+                                        </w:pPr>
+                                        <w:r>
+                                          <w:rPr>
+                                            <w:rFonts w:ascii="Arial" w:hAnsi="Arial" w:cs="Arial"/>
+                                            <w:lang w:val="es-ES"/>
+                                          </w:rPr>
+                                          <w:t>__________________</w:t>
+                                        </w:r>
+                                      </w:p>
+                                      <w:p>
+                                        <w:pPr>
+                                          <w:pStyle w:val="Sinespaciado"/>
+                                          <w:rPr>
+                                            <w:rFonts w:ascii="Arial" w:hAnsi="Arial" w:cs="Arial"/>
+                                            <w:lang w:val="es-ES"/>
+                                          </w:rPr>
+                                        </w:pPr>
+                                        <w:r>
+                                          <w:rPr>
+                                            <w:rFonts w:ascii="Arial" w:hAnsi="Arial" w:cs="Arial"/>
+                                            <w:lang w:val="es-ES"/>
+                                          </w:rPr>
+                                          <w:t xml:space="preserve">         </w:t>
+                                        </w:r>
+                                        <w:r>
+                                          <w:rPr>
+                                            <w:rFonts w:ascii="Arial" w:hAnsi="Arial" w:cs="Arial"/>
+                                            <w:lang w:val="es-ES"/>
+                                          </w:rPr>
+                                          <w:t xml:space="preserve">   </w:t>
+                                        </w:r>
+                                        <w:r>
+                                          <w:rPr>
+                                            <w:rFonts w:ascii="Arial" w:hAnsi="Arial" w:cs="Arial"/>
+                                            <w:lang w:val="es-ES"/>
+                                          </w:rPr>
+                                          <w:t xml:space="preserve"> Profesor</w:t>
+                                        </w:r>
+                                        <w:r>
+                                          <w:rPr>
+                                            <w:rFonts w:ascii="Arial" w:hAnsi="Arial" w:cs="Arial"/>
+                                            <w:lang w:val="es-ES"/>
+                                          </w:rPr>
+                                          <w:t>(a)</w:t>
+                                        </w:r>
+                                        <w:r>
+                                          <w:rPr>
+                                            <w:rFonts w:ascii="Arial" w:hAnsi="Arial" w:cs="Arial"/>
+                                            <w:lang w:val="es-ES"/>
+                                          </w:rPr>
+                                          <w:t>.</w:t>
+                                        </w:r>
+                                        <w:r>
+                                          <w:rPr>
+                                            <w:rFonts w:ascii="Arial" w:hAnsi="Arial" w:cs="Arial"/>
+                                            <w:lang w:val="es-ES"/>
+                                          </w:rPr>
+                                          <w:t xml:space="preserve">                             Rector(a)</w:t>
+                                        </w:r>
+                                        <w:r>
+                                          <w:rPr>
+                                            <w:rFonts w:ascii="Arial" w:hAnsi="Arial" w:cs="Arial"/>
+                                            <w:lang w:val="es-ES"/>
+                                          </w:rPr>
+                                          <w:tab/>
+                                          <w:t xml:space="preserve">                </w:t>
+                                        </w:r>
+                                        <w:proofErr w:type="gramStart"/>
+                                        <w:r>
+                                          <w:rPr>
+                                            <w:rFonts w:ascii="Arial" w:hAnsi="Arial" w:cs="Arial"/>
+                                            <w:lang w:val="es-ES"/>
+                                          </w:rPr>
+                                          <w:t xml:space="preserve">  </w:t>
+                                        </w:r>
+                                        <w:r>
+                                          <w:rPr>
+                                            <w:rFonts w:ascii="Arial" w:hAnsi="Arial" w:cs="Arial"/>
+                                            <w:lang w:val="es-ES"/>
+                                          </w:rPr>
+                                          <w:t>.</w:t>
+                                        </w:r>
+                                        <w:proofErr w:type="gramEnd"/>
+                                      </w:p>
+                                    </w:tc>
+                                  </w:tr>
+                                </w:tbl>
+                                <w:p>
+                                  <w:pPr>
+                                    <w:pStyle w:val="Sinespaciado"/>
+                                    <w:jc w:val="both"/>
+                                    <w:rPr>
+                                      <w:rFonts w:ascii="Arial" w:hAnsi="Arial" w:cs="Arial"/>
+                                      <w:sz w:val="18"/>
+                                      <w:szCs w:val="18"/>
+                                      <w:lang w:val="es-ES"/>
+                                    </w:rPr>
+                                  </w:pPr>
+                                </w:p>
+                              </w:tc>
+                            </w:tr>
+                          </w:tbl>
+                          <w:p/>
+                        </w:txbxContent>
+                      </wps:txbx>
+                      <wps:bodyPr rot="0" vert="horz" wrap="square" lIns="91440" tIns="45720" rIns="91440" bIns="45720" anchor="t" anchorCtr="0">
+                        <a:spAutoFit/>
+                      </wps:bodyPr>
+                    </wps:wsp>
+                  </a:graphicData>
+                </a:graphic>
+                <wp14:sizeRelH relativeFrom="margin">
+                  <wp14:pctWidth>0</wp14:pctWidth>
+                </wp14:sizeRelH>
+                <wp14:sizeRelV relativeFrom="margin">
+                  <wp14:pctHeight>20000</wp14:pctHeight>
+                </wp14:sizeRelV>
+              </wp:anchor>
+            </w:drawing>
+          </mc:Choice>
+          <mc:Fallback>
+            <w:pict>
+              <v:shapetype w14:anchorId="2A5C7AB2" id="_x0000_t202" coordsize="21600,21600" o:spt="202" path="m,l,21600r21600,l21600,xe">
+                <v:stroke joinstyle="miter"/>
+                <v:path gradientshapeok="t" o:connecttype="rect"/>
+              </v:shapetype>
+              <v:shape id="Cuadro de texto 2" o:spid="_x0000_s1026" type="#_x0000_t202" style="position:absolute;margin-left:0;margin-top:19.7pt;width:554.9pt;height:110.6pt;z-index:251659264;visibility:visible;mso-wrap-style:square;mso-width-percent:0;mso-height-percent:200;mso-wrap-distance-left:9pt;mso-wrap-distance-top:3.6pt;mso-wrap-distance-right:9pt;mso-wrap-distance-bottom:3.6pt;mso-position-horizontal:center;mso-position-horizontal-relative:page;mso-position-vertical:absolute;mso-position-vertical-relative:text;mso-width-percent:0;mso-height-percent:200;mso-width-relative:margin;mso-height-relative:margin;v-text-anchor:top" o:gfxdata="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">
+                <v:textbox style="mso-fit-shape-to-text:t">
+                  <w:txbxContent>
+                    <w:tbl>
+                      <w:tblPr>
+                        <w:tblW w:w="10786" w:type="dxa"/>
+                        <w:tblBorders>
+                          <w:top w:val="single" w:sz="4" w:space="0" w:color="auto"/>
+                          <w:left w:val="single" w:sz="4" w:space="0" w:color="auto"/>
+                          <w:bottom w:val="single" w:sz="4" w:space="0" w:color="auto"/>
+                          <w:right w:val="single" w:sz="4" w:space="0" w:color="auto"/>
+                          <w:insideH w:val="single" w:sz="4" w:space="0" w:color="auto"/>
+                          <w:insideV w:val="single" w:sz="4" w:space="0" w:color="auto"/>
+                        </w:tblBorders>
+                        <w:tblLayout w:type="fixed"/>
+                        <w:tblCellMar>
+                          <w:left w:w="70" w:type="dxa"/>
+                          <w:right w:w="70" w:type="dxa"/>
+                        </w:tblCellMar>
+                        <w:tblLook w:val="0000" w:firstRow="0" w:lastRow="0" w:firstColumn="0" w:lastColumn="0" w:noHBand="0" w:noVBand="0"/>
+                      </w:tblPr>
+                      <w:tblGrid>
+                        <w:gridCol w:w="6941"/>
+                        <w:gridCol w:w="2268"/>
+                        <w:gridCol w:w="1577"/>
+                      </w:tblGrid>
+                      <w:tr>
+                        <w:trPr>
+                          <w:trHeight w:val="281"/>
+                        </w:trPr>
+                        <w:tc>
+                          <w:tcPr>
+                            <w:tcW w:w="6941" w:type="dxa"/>
+                            <w:tcBorders>
+                              <w:bottom w:val="single" w:sz="4" w:space="0" w:color="auto"/>
+                            </w:tcBorders>
+                          </w:tcPr>
+                          <w:p>
+                            <w:pPr>
+                              <w:pStyle w:val="Sinespaciado"/>
+                              <w:rPr>
+                                <w:rFonts w:ascii="Arial" w:hAnsi="Arial" w:cs="Arial"/>
+                                <w:b/>
+                                <w:lang w:val="es-ES"/>
+                              </w:rPr>
+                            </w:pPr>
+                            <w:r>
+                              <w:rPr>
+                                <w:rFonts w:ascii="Arial" w:hAnsi="Arial" w:cs="Arial"/>
+                                <w:b/>
+                                <w:lang w:val="es-ES"/>
+                              </w:rPr>
+                              <w:t>Nombre del Estudiante</w:t>
+                            </w:r>
+                            <w:r>
+                              <w:rPr>
+                                <w:rFonts w:ascii="Arial" w:hAnsi="Arial" w:cs="Arial"/>
+                                <w:bCs/>
+                                <w:sz w:val="16"/>
+                                <w:szCs w:val="16"/>
+                                <w:lang w:val="es-ES"/>
+                              </w:rPr>
+                              <w:t xml:space="preserve">:  </w:t>
+                            </w:r>
+                            <w:r>
+                              <w:rPr>
+                                <w:rFonts w:ascii="Arial" w:hAnsi="Arial" w:cs="Arial"/>
+                                <w:bCs/>
+                                <w:sz w:val="16"/>
+                                <w:szCs w:val="16"/>
+                                <w:lang w:val="es-ES"/>
+                              </w:rPr>
+                              <w:t>%apellidos y nombres%</w:t>
+                            </w:r>
+                          </w:p>
+                        </w:tc>
+                        <w:tc>
+                          <w:tcPr>
+                            <w:tcW w:w="2268" w:type="dxa"/>
+                            <w:tcBorders>
+                              <w:bottom w:val="single" w:sz="4" w:space="0" w:color="auto"/>
+                            </w:tcBorders>
+                          </w:tcPr>
+                          <w:p>
+                            <w:pPr>
+                              <w:pStyle w:val="Sinespaciado"/>
+                              <w:rPr>
+                                <w:rFonts w:ascii="Arial" w:hAnsi="Arial" w:cs="Arial"/>
+                                <w:b/>
+                                <w:lang w:val="es-ES"/>
+                              </w:rPr>
+                            </w:pPr>
+                            <w:r>
+                              <w:rPr>
+                                <w:rFonts w:ascii="Arial" w:hAnsi="Arial" w:cs="Arial"/>
+                                <w:b/>
+                                <w:lang w:val="es-ES"/>
+                              </w:rPr>
+                              <w:t>Grado:</w:t>
+                            </w:r>
+                            <w:r>
+                              <w:rPr>
+                                <w:rFonts w:ascii="Arial" w:hAnsi="Arial" w:cs="Arial"/>
+                                <w:b/>
+                                <w:lang w:val="es-ES"/>
+                              </w:rPr>
+                              <w:t xml:space="preserve"> </w:t>
+                            </w:r>
+                            <w:r>
+                              <w:rPr>
+                                <w:rFonts w:ascii="Arial" w:hAnsi="Arial" w:cs="Arial"/>
+                                <w:bCs/>
+                                <w:sz w:val="18"/>
+                                <w:szCs w:val="18"/>
+                                <w:lang w:val="es-ES"/>
+                              </w:rPr>
+                              <w:t>%grado%</w:t>
+                            </w:r>
+                          </w:p>
+                        </w:tc>
+                        <w:tc>
+                          <w:tcPr>
+                            <w:tcW w:w="1577" w:type="dxa"/>
+                            <w:tcBorders>
+                              <w:bottom w:val="single" w:sz="4" w:space="0" w:color="auto"/>
+                            </w:tcBorders>
+                          </w:tcPr>
+                          <w:p>
+                            <w:pPr>
+                              <w:pStyle w:val="Sinespaciado"/>
+                              <w:rPr>
+                                <w:rFonts w:ascii="Arial" w:hAnsi="Arial" w:cs="Arial"/>
+                                <w:b/>
+                                <w:lang w:val="es-ES"/>
+                              </w:rPr>
+                            </w:pPr>
+                            <w:r>
+                              <w:rPr>
+                                <w:rFonts w:ascii="Arial" w:hAnsi="Arial" w:cs="Arial"/>
+                                <w:b/>
+                                <w:lang w:val="es-ES"/>
+                              </w:rPr>
+                              <w:t>Año:</w:t>
+                            </w:r>
+                            <w:r>
+                              <w:rPr>
+                                <w:rFonts w:ascii="Arial" w:hAnsi="Arial" w:cs="Arial"/>
+                                <w:bCs/>
+                                <w:lang w:val="es-ES"/>
+                              </w:rPr>
+                              <w:t xml:space="preserve"> </w:t>
+                            </w:r>
+                            <w:r>
+                              <w:rPr>
+                                <w:rFonts w:ascii="Arial" w:hAnsi="Arial" w:cs="Arial"/>
+                                <w:bCs/>
+                                <w:sz w:val="18"/>
+                                <w:szCs w:val="18"/>
+                                <w:lang w:val="es-ES"/>
+                              </w:rPr>
+                              <w:t>%ano%</w:t>
+                            </w:r>
+                          </w:p>
+                        </w:tc>
+                      </w:tr>
+                      <w:tr>
+                        <w:trPr>
+                          <w:trHeight w:val="281"/>
+                        </w:trPr>
+                        <w:tc>
+                          <w:tcPr>
+                            <w:tcW w:w="6941" w:type="dxa"/>
+                            <w:tcBorders>
+                              <w:bottom w:val="single" w:sz="4" w:space="0" w:color="auto"/>
+                            </w:tcBorders>
+                          </w:tcPr>
+                          <w:p>
+                            <w:pPr>
+                              <w:pStyle w:val="Sinespaciado"/>
+                              <w:rPr>
+                                <w:rFonts w:ascii="Arial" w:hAnsi="Arial" w:cs="Arial"/>
+                                <w:b/>
+                                <w:lang w:val="es-ES"/>
+                              </w:rPr>
+                            </w:pPr>
+                            <w:r>
+                              <w:rPr>
+                                <w:rFonts w:ascii="Arial" w:hAnsi="Arial" w:cs="Arial"/>
+                                <w:b/>
+                                <w:lang w:val="es-ES"/>
+                              </w:rPr>
+                              <w:t xml:space="preserve">Periodo: </w:t>
+                            </w:r>
+                            <w:r>
+                              <w:rPr>
+                                <w:rFonts w:ascii="Arial" w:hAnsi="Arial" w:cs="Arial"/>
+                                <w:bCs/>
+                                <w:sz w:val="18"/>
+                                <w:szCs w:val="18"/>
+                                <w:lang w:val="es-ES"/>
+                              </w:rPr>
+                              <w:t>%periodo%</w:t>
+                            </w:r>
+                          </w:p>
+                        </w:tc>
+                        <w:tc>
+                          <w:tcPr>
+                            <w:tcW w:w="3845" w:type="dxa"/>
+                            <w:gridSpan w:val="2"/>
+                            <w:tcBorders>
+                              <w:bottom w:val="single" w:sz="4" w:space="0" w:color="auto"/>
+                            </w:tcBorders>
+                          </w:tcPr>
+                          <w:p>
+                            <w:pPr>
+                              <w:pStyle w:val="Sinespaciado"/>
+                              <w:rPr>
+                                <w:rFonts w:ascii="Arial" w:hAnsi="Arial" w:cs="Arial"/>
+                                <w:b/>
+                                <w:lang w:val="es-ES"/>
+                              </w:rPr>
+                            </w:pPr>
+                            <w:proofErr w:type="gramStart"/>
+                            <w:r>
+                              <w:rPr>
+                                <w:rFonts w:ascii="Arial" w:hAnsi="Arial" w:cs="Arial"/>
+                                <w:b/>
+                                <w:lang w:val="es-ES"/>
+                              </w:rPr>
+                              <w:t>Docente:</w:t>
+                            </w:r>
+                            <w:r>
+                              <w:rPr>
+                                <w:rFonts w:ascii="Arial" w:hAnsi="Arial" w:cs="Arial"/>
+                                <w:bCs/>
+                                <w:sz w:val="18"/>
+                                <w:szCs w:val="18"/>
+                                <w:lang w:val="es-ES"/>
+                              </w:rPr>
+                              <w:t>%</w:t>
+                            </w:r>
+                            <w:proofErr w:type="gramEnd"/>
+                            <w:r>
+                              <w:rPr>
+                                <w:rFonts w:ascii="Arial" w:hAnsi="Arial" w:cs="Arial"/>
+                                <w:bCs/>
+                                <w:sz w:val="18"/>
+                                <w:szCs w:val="18"/>
+                                <w:lang w:val="es-ES"/>
+                              </w:rPr>
+                              <w:t>docente%</w:t>
+                            </w:r>
+                          </w:p>
+                        </w:tc>
+                      </w:tr>
+                      <w:tr>
+                        <w:trPr>
+                          <w:trHeight w:val="281"/>
+                        </w:trPr>
+                        <w:tc>
+                          <w:tcPr>
+                            <w:tcW w:w="6941" w:type="dxa"/>
+                            <w:tcBorders>
+                              <w:top w:val="single" w:sz="4" w:space="0" w:color="auto"/>
+                              <w:left w:val="nil"/>
+                              <w:bottom w:val="single" w:sz="4" w:space="0" w:color="auto"/>
+                              <w:right w:val="nil"/>
+                            </w:tcBorders>
+                          </w:tcPr>
+                          <w:p>
+                            <w:pPr>
+                              <w:pStyle w:val="Sinespaciado"/>
+                              <w:rPr>
+                                <w:rFonts w:ascii="Arial" w:hAnsi="Arial" w:cs="Arial"/>
+                                <w:b/>
+                                <w:lang w:val="es-ES"/>
+                              </w:rPr>
+                            </w:pPr>
+                            <w:r>
+                              <w:rPr>
+                                <w:rFonts w:ascii="Arial" w:hAnsi="Arial" w:cs="Arial"/>
+                                <w:b/>
+                                <w:lang w:val="es-ES"/>
+                              </w:rPr>
+                              <w:t>DIMENSIONES</w:t>
+                            </w:r>
+                          </w:p>
+                        </w:tc>
+                        <w:tc>
+                          <w:tcPr>
+                            <w:tcW w:w="3845" w:type="dxa"/>
+                            <w:gridSpan w:val="2"/>
+                            <w:tcBorders>
+                              <w:top w:val="single" w:sz="4" w:space="0" w:color="auto"/>
+                              <w:left w:val="nil"/>
+                              <w:bottom w:val="single" w:sz="4" w:space="0" w:color="auto"/>
+                              <w:right w:val="nil"/>
+                            </w:tcBorders>
+                          </w:tcPr>
+                          <w:p>
+                            <w:pPr>
+                              <w:pStyle w:val="Sinespaciado"/>
+                              <w:rPr>
+                                <w:rFonts w:ascii="Arial" w:hAnsi="Arial" w:cs="Arial"/>
+                                <w:b/>
+                                <w:lang w:val="es-ES"/>
+                              </w:rPr>
+                            </w:pPr>
+                            <w:r>
+                              <w:rPr>
+                                <w:rFonts w:ascii="Arial" w:hAnsi="Arial" w:cs="Arial"/>
+                                <w:b/>
+                                <w:lang w:val="es-ES"/>
+                              </w:rPr>
+                              <w:t>VALORACIÓN</w:t>
+                            </w:r>
+                          </w:p>
+                        </w:tc>
+                      </w:tr>
+                      <w:tr>
+                        <w:trPr>
+                          <w:trHeight w:val="275"/>
+                        </w:trPr>
+                        <w:tc>
+                          <w:tcPr>
+                            <w:tcW w:w="6941" w:type="dxa"/>
+                            <w:tcBorders>
+                              <w:top w:val="single" w:sz="4" w:space="0" w:color="auto"/>
+                            </w:tcBorders>
+                            <w:shd w:val="clear" w:color="auto" w:fill="C6D9F1" w:themeFill="text2" w:themeFillTint="33"/>
+                          </w:tcPr>
+                          <w:p>
+                            <w:pPr>
+                              <w:pStyle w:val="Sinespaciado"/>
+                              <w:rPr>
+                                <w:rFonts w:ascii="Arial" w:hAnsi="Arial" w:cs="Arial"/>
+                                <w:lang w:val="es-ES"/>
+                              </w:rPr>
+                            </w:pPr>
+                            <w:r>
+                              <w:rPr>
+                                <w:rFonts w:ascii="Arial" w:hAnsi="Arial" w:cs="Arial"/>
+                              </w:rPr>
+                              <w:t>%#asignaturas%</w:t>
+                            </w:r>
+                            <w:r>
+                              <w:rPr>
+                                <w:rFonts w:ascii="Arial" w:hAnsi="Arial" w:cs="Arial"/>
+                              </w:rPr>
+                              <w:t xml:space="preserve"> </w:t>
+                            </w:r>
+                            <w:r>
+                              <w:rPr>
+                                <w:rFonts w:ascii="Arial" w:hAnsi="Arial" w:cs="Arial"/>
+                                <w:lang w:val="es-ES"/>
+                              </w:rPr>
+                              <w:t>%asignatura%</w:t>
+                            </w:r>
+                          </w:p>
+                        </w:tc>
+                        <w:tc>
+                          <w:tcPr>
+                            <w:tcW w:w="3845" w:type="dxa"/>
+                            <w:gridSpan w:val="2"/>
+                            <w:tcBorders>
+                              <w:top w:val="single" w:sz="4" w:space="0" w:color="auto"/>
+                            </w:tcBorders>
+                            <w:shd w:val="clear" w:color="auto" w:fill="C6D9F1" w:themeFill="text2" w:themeFillTint="33"/>
+                          </w:tcPr>
+                          <w:p>
+                            <w:pPr>
+                              <w:pStyle w:val="Sinespaciado"/>
+                              <w:jc w:val="both"/>
+                              <w:rPr>
+                                <w:rFonts w:ascii="Arial" w:hAnsi="Arial" w:cs="Arial"/>
+                                <w:lang w:val="es-ES"/>
+                              </w:rPr>
+                            </w:pPr>
+                            <w:r>
+                              <w:rPr>
+                                <w:rFonts w:ascii="Arial" w:hAnsi="Arial" w:cs="Arial"/>
+                                <w:lang w:val="es-ES"/>
+                              </w:rPr>
+                              <w:t>%escala%</w:t>
+                            </w:r>
+                          </w:p>
+                        </w:tc>
+                      </w:tr>
+                      <w:tr>
+                        <w:trPr>
+                          <w:trHeight w:val="293"/>
+                        </w:trPr>
+                        <w:tc>
+                          <w:tcPr>
+                            <w:tcW w:w="10786" w:type="dxa"/>
+                            <w:gridSpan w:val="3"/>
+                          </w:tcPr>
+                          <w:p>
+                            <w:pPr>
+                              <w:pStyle w:val="Sinespaciado"/>
+                              <w:jc w:val="both"/>
+                              <w:rPr>
+                                <w:rFonts w:ascii="Arial" w:hAnsi="Arial" w:cs="Arial"/>
+                                <w:sz w:val="18"/>
+                                <w:szCs w:val="18"/>
+                                <w:lang w:val="es-ES"/>
+                              </w:rPr>
+                            </w:pPr>
+                            <w:r>
+                              <w:rPr>
+                                <w:rFonts w:ascii="Arial" w:hAnsi="Arial" w:cs="Arial"/>
+                                <w:sz w:val="18"/>
+                                <w:szCs w:val="18"/>
+                                <w:lang w:val="es-ES"/>
+                              </w:rPr>
+                              <w:fldChar w:fldCharType="begin"/>
+                            </w:r>
+                            <w:r>
+                              <w:rPr>
+                                <w:rFonts w:ascii="Arial" w:hAnsi="Arial" w:cs="Arial"/>
+                                <w:sz w:val="18"/>
+                                <w:szCs w:val="18"/>
+                                <w:lang w:val="es-ES"/>
+                              </w:rPr>
+                              <w:instrText xml:space="preserve"> MERGEFIELD Logro_cogn </w:instrText>
+                            </w:r>
+                            <w:r>
+                              <w:rPr>
+                                <w:rFonts w:ascii="Arial" w:hAnsi="Arial" w:cs="Arial"/>
+                                <w:sz w:val="18"/>
+                                <w:szCs w:val="18"/>
+                                <w:lang w:val="es-ES"/>
+                              </w:rPr>
+                              <w:fldChar w:fldCharType="separate"/>
+                            </w:r>
+                            <w:r>
+                              <w:rPr>
+                                <w:rFonts w:ascii="Arial" w:hAnsi="Arial" w:cs="Arial"/>
+                                <w:noProof/>
+                                <w:sz w:val="18"/>
+                                <w:szCs w:val="18"/>
+                                <w:lang w:val="es-ES"/>
+                              </w:rPr>
+                              <w:t>%</w:t>
+                            </w:r>
+                            <w:r>
+                              <w:rPr>
+                                <w:rFonts w:ascii="Arial" w:hAnsi="Arial" w:cs="Arial"/>
+                                <w:noProof/>
+                                <w:sz w:val="18"/>
+                                <w:szCs w:val="18"/>
+                              </w:rPr>
+                              <w:t>logro_concatenado</w:t>
+                            </w:r>
+                            <w:r>
+                              <w:rPr>
+                                <w:rFonts w:ascii="Arial" w:hAnsi="Arial" w:cs="Arial"/>
+                                <w:noProof/>
+                                <w:sz w:val="18"/>
+                                <w:szCs w:val="18"/>
+                                <w:lang w:val="es-ES"/>
+                              </w:rPr>
+                              <w:t>%</w:t>
+                            </w:r>
+                            <w:r>
+                              <w:rPr>
+                                <w:rFonts w:ascii="Arial" w:hAnsi="Arial" w:cs="Arial"/>
+                                <w:noProof/>
+                                <w:sz w:val="18"/>
+                                <w:szCs w:val="18"/>
+                              </w:rPr>
+                              <w:t>%/asignaturas%</w:t>
+                            </w:r>
+                            <w:r>
+                              <w:rPr>
+                                <w:rFonts w:ascii="Arial" w:hAnsi="Arial" w:cs="Arial"/>
+                                <w:sz w:val="18"/>
+                                <w:szCs w:val="18"/>
+                                <w:lang w:val="es-ES"/>
+                              </w:rPr>
+                              <w:fldChar w:fldCharType="end"/>
+                            </w:r>
+                          </w:p>
+                        </w:tc>
+                      </w:tr>
+                      <w:tr>
+                        <w:trPr>
+                          <w:trHeight w:val="345"/>
+                        </w:trPr>
+                        <w:tc>
+                          <w:tcPr>
+                            <w:tcW w:w="6941" w:type="dxa"/>
+                            <w:shd w:val="clear" w:color="auto" w:fill="C6D9F1" w:themeFill="text2" w:themeFillTint="33"/>
+                          </w:tcPr>
+                          <w:p>
+                            <w:pPr>
+                              <w:pStyle w:val="Sinespaciado"/>
+                              <w:rPr>
+                                <w:rFonts w:ascii="Arial" w:hAnsi="Arial" w:cs="Arial"/>
+                                <w:lang w:val="es-ES"/>
+                              </w:rPr>
+                            </w:pPr>
+                            <w:r>
+                              <w:rPr>
+                                <w:rFonts w:ascii="Arial" w:hAnsi="Arial" w:cs="Arial"/>
+                                <w:lang w:val="es-ES"/>
+                              </w:rPr>
+                              <w:t>comportamiento</w:t>
+                            </w:r>
+                          </w:p>
+                        </w:tc>
+                        <w:tc>
+                          <w:tcPr>
+                            <w:tcW w:w="3845" w:type="dxa"/>
+                            <w:gridSpan w:val="2"/>
+                            <w:shd w:val="clear" w:color="auto" w:fill="C6D9F1" w:themeFill="text2" w:themeFillTint="33"/>
+                          </w:tcPr>
+                          <w:p>
+                            <w:pPr>
+                              <w:pStyle w:val="Sinespaciado"/>
+                              <w:jc w:val="both"/>
+                              <w:rPr>
+                                <w:rFonts w:ascii="Arial" w:hAnsi="Arial" w:cs="Arial"/>
+                              </w:rPr>
+                            </w:pPr>
+                            <w:r>
+                              <w:rPr>
+                                <w:rFonts w:ascii="Arial" w:hAnsi="Arial" w:cs="Arial"/>
+                                <w:lang w:val="es-ES"/>
+                              </w:rPr>
+                              <w:t>%</w:t>
+                            </w:r>
+                            <w:proofErr w:type="spellStart"/>
+                            <w:r>
+                              <w:rPr>
+                                <w:rFonts w:ascii="Arial" w:hAnsi="Arial" w:cs="Arial"/>
+                              </w:rPr>
+                              <w:t>escala_comportamiento</w:t>
+                            </w:r>
+                            <w:proofErr w:type="spellEnd"/>
+                            <w:r>
+                              <w:rPr>
+                                <w:rFonts w:ascii="Arial" w:hAnsi="Arial" w:cs="Arial"/>
+                                <w:lang w:val="es-ES"/>
+                              </w:rPr>
+                              <w:t>%</w:t>
+                            </w:r>
+                          </w:p>
+                        </w:tc>
+                      </w:tr>
+                      <w:tr>
+                        <w:trPr>
+                          <w:trHeight w:val="624"/>
+                        </w:trPr>
+                        <w:tc>
+                          <w:tcPr>
+                            <w:tcW w:w="10786" w:type="dxa"/>
+                            <w:gridSpan w:val="3"/>
+                          </w:tcPr>
+                          <w:p>
+                            <w:pPr>
+                              <w:pStyle w:val="Sinespaciado"/>
+                              <w:jc w:val="both"/>
+                              <w:rPr>
+                                <w:rFonts w:ascii="Arial" w:hAnsi="Arial" w:cs="Arial"/>
+                                <w:noProof/>
+                                <w:sz w:val="18"/>
+                                <w:szCs w:val="18"/>
+                              </w:rPr>
+                            </w:pPr>
+                            <w:r>
+                              <w:rPr>
+                                <w:rFonts w:ascii="Arial" w:hAnsi="Arial" w:cs="Arial"/>
+                                <w:sz w:val="18"/>
+                                <w:szCs w:val="18"/>
+                                <w:lang w:val="es-ES"/>
+                              </w:rPr>
+                              <w:fldChar w:fldCharType="begin"/>
+                            </w:r>
+                            <w:r>
+                              <w:rPr>
+                                <w:rFonts w:ascii="Arial" w:hAnsi="Arial" w:cs="Arial"/>
+                                <w:sz w:val="18"/>
+                                <w:szCs w:val="18"/>
+                                <w:lang w:val="es-ES"/>
+                              </w:rPr>
+                              <w:instrText xml:space="preserve"> MERGEFIELD Logro_cogn </w:instrText>
+                            </w:r>
+                            <w:r>
+                              <w:rPr>
+                                <w:rFonts w:ascii="Arial" w:hAnsi="Arial" w:cs="Arial"/>
+                                <w:sz w:val="18"/>
+                                <w:szCs w:val="18"/>
+                                <w:lang w:val="es-ES"/>
+                              </w:rPr>
+                              <w:fldChar w:fldCharType="separate"/>
+                            </w:r>
+                            <w:r>
+                              <w:rPr>
+                                <w:rFonts w:ascii="Arial" w:hAnsi="Arial" w:cs="Arial"/>
+                                <w:noProof/>
+                                <w:sz w:val="18"/>
+                                <w:szCs w:val="18"/>
+                                <w:lang w:val="es-ES"/>
+                              </w:rPr>
+                              <w:t>%</w:t>
+                            </w:r>
+                            <w:r>
+                              <w:rPr>
+                                <w:rFonts w:ascii="Arial" w:hAnsi="Arial" w:cs="Arial"/>
+                                <w:noProof/>
+                                <w:sz w:val="18"/>
+                                <w:szCs w:val="18"/>
+                              </w:rPr>
+                              <w:t>descripcion_comportamiento</w:t>
+                            </w:r>
+                            <w:r>
+                              <w:rPr>
+                                <w:rFonts w:ascii="Arial" w:hAnsi="Arial" w:cs="Arial"/>
+                                <w:noProof/>
+                                <w:sz w:val="18"/>
+                                <w:szCs w:val="18"/>
+                                <w:lang w:val="es-ES"/>
+                              </w:rPr>
+                              <w:t>%</w:t>
+                            </w:r>
+                          </w:p>
+                          <w:p>
+                            <w:pPr>
+                              <w:pStyle w:val="Sinespaciado"/>
+                              <w:jc w:val="both"/>
+                              <w:rPr>
+                                <w:rFonts w:ascii="Arial" w:hAnsi="Arial" w:cs="Arial"/>
+                                <w:sz w:val="18"/>
+                                <w:szCs w:val="18"/>
+                                <w:lang w:val="es-ES"/>
+                              </w:rPr>
+                            </w:pPr>
+                            <w:r>
+                              <w:rPr>
+                                <w:rFonts w:ascii="Arial" w:hAnsi="Arial" w:cs="Arial"/>
+                                <w:noProof/>
+                                <w:sz w:val="18"/>
+                                <w:szCs w:val="18"/>
+                                <w:lang w:val="es-ES"/>
+                              </w:rPr>
+                              <w:t xml:space="preserve"> . </w:t>
+                            </w:r>
+                            <w:r>
+                              <w:rPr>
+                                <w:rFonts w:ascii="Arial" w:hAnsi="Arial" w:cs="Arial"/>
+                                <w:sz w:val="18"/>
+                                <w:szCs w:val="18"/>
+                                <w:lang w:val="es-ES"/>
+                              </w:rPr>
+                              <w:fldChar w:fldCharType="end"/>
+                            </w:r>
+                          </w:p>
+                        </w:tc>
+                      </w:tr>
+                      <w:tr>
+                        <w:trPr>
+                          <w:trHeight w:val="1558"/>
+                        </w:trPr>
+                        <w:tc>
+                          <w:tcPr>
+                            <w:tcW w:w="10786" w:type="dxa"/>
+                            <w:gridSpan w:val="3"/>
+                          </w:tcPr>
+                          <w:tbl>
+                            <w:tblPr>
+                              <w:tblOverlap w:val="never"/>
+                              <w:tblW w:w="11437" w:type="dxa"/>
+                              <w:tblBorders>
+                                <w:top w:val="single" w:sz="4" w:space="0" w:color="auto"/>
+                                <w:left w:val="single" w:sz="4" w:space="0" w:color="auto"/>
+                                <w:bottom w:val="single" w:sz="4" w:space="0" w:color="auto"/>
+                                <w:right w:val="single" w:sz="4" w:space="0" w:color="auto"/>
+                                <w:insideH w:val="single" w:sz="4" w:space="0" w:color="auto"/>
+                                <w:insideV w:val="single" w:sz="4" w:space="0" w:color="auto"/>
+                              </w:tblBorders>
+                              <w:tblLayout w:type="fixed"/>
+                              <w:tblCellMar>
+                                <w:left w:w="70" w:type="dxa"/>
+                                <w:right w:w="70" w:type="dxa"/>
+                              </w:tblCellMar>
+                              <w:tblLook w:val="0000" w:firstRow="0" w:lastRow="0" w:firstColumn="0" w:lastColumn="0" w:noHBand="0" w:noVBand="0"/>
+                            </w:tblPr>
+                            <w:tblGrid>
+                              <w:gridCol w:w="2891"/>
+                              <w:gridCol w:w="8546"/>
+                            </w:tblGrid>
+                            <w:tr>
+                              <w:trPr>
+                                <w:cantSplit/>
+                                <w:trHeight w:val="1236"/>
+                              </w:trPr>
+                              <w:tc>
+                                <w:tcPr>
+                                  <w:tcW w:w="2891" w:type="dxa"/>
+                                </w:tcPr>
+                                <w:p>
+                                  <w:pPr>
+                                    <w:pStyle w:val="Sinespaciado"/>
+                                    <w:rPr>
+                                      <w:rFonts w:ascii="Arial" w:hAnsi="Arial" w:cs="Arial"/>
+                                      <w:lang w:val="es-ES"/>
+                                    </w:rPr>
+                                  </w:pPr>
+                                  <w:r>
+                                    <w:rPr>
+                                      <w:rFonts w:ascii="Arial" w:hAnsi="Arial" w:cs="Arial"/>
+                                      <w:lang w:val="es-ES"/>
+                                    </w:rPr>
+                                    <w:t>Observaciones:</w:t>
+                                  </w:r>
+                                </w:p>
+                              </w:tc>
+                              <w:tc>
+                                <w:tcPr>
+                                  <w:tcW w:w="8546" w:type="dxa"/>
+                                </w:tcPr>
+                                <w:p>
+                                  <w:pPr>
+                                    <w:pStyle w:val="Sinespaciado"/>
+                                    <w:rPr>
+                                      <w:rFonts w:ascii="Arial" w:hAnsi="Arial" w:cs="Arial"/>
+                                      <w:lang w:val="es-ES"/>
+                                    </w:rPr>
+                                  </w:pPr>
+                                </w:p>
+                                <w:p>
+                                  <w:pPr>
+                                    <w:pStyle w:val="Sinespaciado"/>
+                                    <w:rPr>
+                                      <w:rFonts w:ascii="Arial" w:hAnsi="Arial" w:cs="Arial"/>
+                                      <w:lang w:val="es-ES"/>
+                                    </w:rPr>
+                                  </w:pPr>
+                                </w:p>
+                                <w:p>
+                                  <w:pPr>
+                                    <w:pStyle w:val="Sinespaciado"/>
+                                    <w:rPr>
+                                      <w:rFonts w:ascii="Arial" w:hAnsi="Arial" w:cs="Arial"/>
+                                      <w:lang w:val="es-ES"/>
+                                    </w:rPr>
+                                  </w:pPr>
+                                  <w:r>
+                                    <w:rPr>
+                                      <w:rFonts w:ascii="Arial" w:hAnsi="Arial" w:cs="Arial"/>
+                                      <w:lang w:val="es-ES"/>
+                                    </w:rPr>
+                                    <w:t>__________________</w:t>
+                                  </w:r>
+                                </w:p>
+                                <w:p>
+                                  <w:pPr>
+                                    <w:pStyle w:val="Sinespaciado"/>
+                                    <w:rPr>
+                                      <w:rFonts w:ascii="Arial" w:hAnsi="Arial" w:cs="Arial"/>
+                                      <w:lang w:val="es-ES"/>
+                                    </w:rPr>
+                                  </w:pPr>
+                                  <w:r>
+                                    <w:rPr>
+                                      <w:rFonts w:ascii="Arial" w:hAnsi="Arial" w:cs="Arial"/>
+                                      <w:lang w:val="es-ES"/>
+                                    </w:rPr>
+                                    <w:t xml:space="preserve">         </w:t>
+                                  </w:r>
+                                  <w:r>
+                                    <w:rPr>
+                                      <w:rFonts w:ascii="Arial" w:hAnsi="Arial" w:cs="Arial"/>
+                                      <w:lang w:val="es-ES"/>
+                                    </w:rPr>
+                                    <w:t xml:space="preserve">   </w:t>
+                                  </w:r>
+                                  <w:r>
+                                    <w:rPr>
+                                      <w:rFonts w:ascii="Arial" w:hAnsi="Arial" w:cs="Arial"/>
+                                      <w:lang w:val="es-ES"/>
+                                    </w:rPr>
+                                    <w:t xml:space="preserve"> Profesor</w:t>
+                                  </w:r>
+                                  <w:r>
+                                    <w:rPr>
+                                      <w:rFonts w:ascii="Arial" w:hAnsi="Arial" w:cs="Arial"/>
+                                      <w:lang w:val="es-ES"/>
+                                    </w:rPr>
+                                    <w:t>(a)</w:t>
+                                  </w:r>
+                                  <w:r>
+                                    <w:rPr>
+                                      <w:rFonts w:ascii="Arial" w:hAnsi="Arial" w:cs="Arial"/>
+                                      <w:lang w:val="es-ES"/>
+                                    </w:rPr>
+                                    <w:t>.</w:t>
+                                  </w:r>
+                                  <w:r>
+                                    <w:rPr>
+                                      <w:rFonts w:ascii="Arial" w:hAnsi="Arial" w:cs="Arial"/>
+                                      <w:lang w:val="es-ES"/>
+                                    </w:rPr>
+                                    <w:t xml:space="preserve">                             Rector(a)</w:t>
+                                  </w:r>
+                                  <w:r>
+                                    <w:rPr>
+                                      <w:rFonts w:ascii="Arial" w:hAnsi="Arial" w:cs="Arial"/>
+                                      <w:lang w:val="es-ES"/>
+                                    </w:rPr>
+                                    <w:tab/>
+                                    <w:t xml:space="preserve">                </w:t>
+                                  </w:r>
+                                  <w:proofErr w:type="gramStart"/>
+                                  <w:r>
+                                    <w:rPr>
+                                      <w:rFonts w:ascii="Arial" w:hAnsi="Arial" w:cs="Arial"/>
+                                      <w:lang w:val="es-ES"/>
+                                    </w:rPr>
+                                    <w:t xml:space="preserve">  </w:t>
+                                  </w:r>
+                                  <w:r>
+                                    <w:rPr>
+                                      <w:rFonts w:ascii="Arial" w:hAnsi="Arial" w:cs="Arial"/>
+                                      <w:lang w:val="es-ES"/>
+                                    </w:rPr>
+                                    <w:t>.</w:t>
+                                  </w:r>
+                                  <w:proofErr w:type="gramEnd"/>
+                                </w:p>
+                              </w:tc>
+                            </w:tr>
+                          </w:tbl>
+                          <w:p>
+                            <w:pPr>
+                              <w:pStyle w:val="Sinespaciado"/>
+                              <w:jc w:val="both"/>
+                              <w:rPr>
+                                <w:rFonts w:ascii="Arial" w:hAnsi="Arial" w:cs="Arial"/>
+                                <w:sz w:val="18"/>
+                                <w:szCs w:val="18"/>
+                                <w:lang w:val="es-ES"/>
+                              </w:rPr>
+                            </w:pPr>
+                          </w:p>
+                        </w:tc>
+                      </w:tr>
+                    </w:tbl>
+                    <w:p/>
+                  </w:txbxContent>
+                </v:textbox>
+                <w10:wrap type="square" anchorx="page"/>
+              </v:shape>
+            </w:pict>
+          </mc:Fallback>
+        </mc:AlternateContent>
+      </w:r>
     </w:p>
     <w:p>
       <w:pPr>
@@ -991,25 +1874,33 @@
           <w:szCs w:val="18"/>
         </w:rPr>
       </w:pPr>
-    </w:p>
-    <w:p>
-      <w:pPr>
+      <w:r>
         <w:rPr>
           <w:sz w:val="18"/>
           <w:szCs w:val="18"/>
         </w:rPr>
-      </w:pPr>
-    </w:p>
-    <w:p>
-      <w:pPr>
+        <w:t>%/</w:t>
+      </w:r>
+      <w:proofErr w:type="spellStart"/>
+      <w:r>
         <w:rPr>
           <w:sz w:val="18"/>
           <w:szCs w:val="18"/>
         </w:rPr>
-      </w:pPr>
+        <w:t>estudiantes_lista</w:t>
+      </w:r>
+      <w:proofErr w:type="spellEnd"/>
+      <w:r>
+        <w:rPr>
+          <w:sz w:val="18"/>
+          <w:szCs w:val="18"/>
+        </w:rPr>
+        <w:t>%</w:t>
+      </w:r>
     </w:p>
     <w:p>
       <w:pPr>
+        <w:jc w:val="center"/>
         <w:rPr>
           <w:sz w:val="18"/>
           <w:szCs w:val="18"/>
@@ -1111,7 +2002,7 @@
         <w:lang w:val="en-US"/>
       </w:rPr>
       <w:drawing>
-        <wp:anchor distT="0" distB="0" distL="114300" distR="114300" simplePos="0" relativeHeight="251658240" behindDoc="0" locked="0" layoutInCell="1" allowOverlap="1" wp14:anchorId="29E4F87F" wp14:editId="01D9B2F5">
+        <wp:anchor distT="0" distB="0" distL="114300" distR="114300" simplePos="0" relativeHeight="251658240" behindDoc="0" locked="0" layoutInCell="1" allowOverlap="1" wp14:anchorId="29E4F87F" wp14:editId="265B277F">
           <wp:simplePos x="0" y="0"/>
           <wp:positionH relativeFrom="column">
             <wp:posOffset>-397178</wp:posOffset>
@@ -1122,7 +2013,7 @@
           <wp:extent cx="1129888" cy="1013012"/>
           <wp:effectExtent l="0" t="0" r="0" b="0"/>
           <wp:wrapNone/>
-          <wp:docPr id="17" name="Imagen 17"/>
+          <wp:docPr id="1859677310" name="Imagen 1859677310"/>
           <wp:cNvGraphicFramePr>
             <a:graphicFrameLocks xmlns:a="http://schemas.openxmlformats.org/drawingml/2006/main" noChangeAspect="1"/>
           </wp:cNvGraphicFramePr>
@@ -1275,6 +2166,9 @@
       <w:pStyle w:val="Encabezado"/>
       <w:ind w:right="1134"/>
       <w:jc w:val="center"/>
+      <w:rPr>
+        <w:rFonts w:ascii="Times New Roman" w:hAnsi="Times New Roman" w:cs="Times New Roman"/>
+      </w:rPr>
     </w:pPr>
     <w:r>
       <w:rPr>
@@ -1297,7 +2191,7 @@
           <wp:extent cx="4673796" cy="4190337"/>
           <wp:effectExtent l="0" t="0" r="0" b="1270"/>
           <wp:wrapNone/>
-          <wp:docPr id="18" name="Imagen 18"/>
+          <wp:docPr id="1688871511" name="Imagen 1688871511"/>
           <wp:cNvGraphicFramePr>
             <a:graphicFrameLocks xmlns:a="http://schemas.openxmlformats.org/drawingml/2006/main" noChangeAspect="1"/>
           </wp:cNvGraphicFramePr>
@@ -1379,6 +2273,35 @@
         <w:rFonts w:ascii="Times New Roman" w:hAnsi="Times New Roman" w:cs="Times New Roman"/>
       </w:rPr>
       <w:t xml:space="preserve"> </w:t>
+    </w:r>
+  </w:p>
+  <w:p>
+    <w:pPr>
+      <w:pStyle w:val="Encabezado"/>
+      <w:ind w:right="1134"/>
+      <w:jc w:val="center"/>
+      <w:rPr>
+        <w:b/>
+        <w:bCs/>
+        <w:sz w:val="28"/>
+        <w:szCs w:val="28"/>
+      </w:rPr>
+    </w:pPr>
+  </w:p>
+  <w:p>
+    <w:pPr>
+      <w:pStyle w:val="Encabezado"/>
+      <w:ind w:right="1134"/>
+      <w:jc w:val="center"/>
+    </w:pPr>
+    <w:r>
+      <w:rPr>
+        <w:b/>
+        <w:bCs/>
+        <w:sz w:val="28"/>
+        <w:szCs w:val="28"/>
+      </w:rPr>
+      <w:t>INFORME DESCRIPTIVO</w:t>
     </w:r>
   </w:p>
 </w:hdr>

--- a/public/plantillas/plantilla_boletin.docx
+++ b/public/plantillas/plantilla_boletin.docx
@@ -70,14 +70,6 @@
           <w:szCs w:val="2"/>
         </w:rPr>
       </w:pPr>
-    </w:p>
-    <w:p>
-      <w:pPr>
-        <w:rPr>
-          <w:sz w:val="2"/>
-          <w:szCs w:val="2"/>
-        </w:rPr>
-      </w:pPr>
       <w:r>
         <w:rPr>
           <w:noProof/>
@@ -87,7 +79,7 @@
         <mc:AlternateContent>
           <mc:Choice Requires="wps">
             <w:drawing>
-              <wp:anchor distT="45720" distB="45720" distL="114300" distR="114300" simplePos="0" relativeHeight="251659264" behindDoc="0" locked="0" layoutInCell="1" allowOverlap="1" wp14:anchorId="2A5C7AB2" wp14:editId="5D3A8BDC">
+              <wp:anchor distT="45720" distB="45720" distL="114300" distR="114300" simplePos="0" relativeHeight="251659264" behindDoc="0" locked="0" layoutInCell="1" allowOverlap="1" wp14:anchorId="2A5C7AB2" wp14:editId="19AEC94C">
                 <wp:simplePos x="0" y="0"/>
                 <wp:positionH relativeFrom="page">
                   <wp:align>center</wp:align>
@@ -96,7 +88,7 @@
                   <wp:posOffset>250260</wp:posOffset>
                 </wp:positionV>
                 <wp:extent cx="7047230" cy="1404620"/>
-                <wp:effectExtent l="0" t="0" r="20320" b="24765"/>
+                <wp:effectExtent l="0" t="0" r="0" b="0"/>
                 <wp:wrapSquare wrapText="bothSides"/>
                 <wp:docPr id="217" name="Cuadro de texto 2"/>
                 <wp:cNvGraphicFramePr>
@@ -116,13 +108,9 @@
                         <a:prstGeom prst="rect">
                           <a:avLst/>
                         </a:prstGeom>
-                        <a:solidFill>
-                          <a:srgbClr val="FFFFFF"/>
-                        </a:solidFill>
+                        <a:noFill/>
                         <a:ln w="9525">
-                          <a:solidFill>
-                            <a:srgbClr val="000000"/>
-                          </a:solidFill>
+                          <a:noFill/>
                           <a:miter lim="800000"/>
                           <a:headEnd/>
                           <a:tailEnd/>
@@ -634,7 +622,7 @@
                                       <w:rFonts w:ascii="Arial" w:hAnsi="Arial" w:cs="Arial"/>
                                       <w:lang w:val="es-ES"/>
                                     </w:rPr>
-                                    <w:t>comportamiento</w:t>
+                                    <w:t>COMPORTAMIENTO</w:t>
                                   </w:r>
                                 </w:p>
                               </w:tc>
@@ -689,7 +677,6 @@
                                 <w:p>
                                   <w:pPr>
                                     <w:pStyle w:val="Sinespaciado"/>
-                                    <w:jc w:val="both"/>
                                     <w:rPr>
                                       <w:rFonts w:ascii="Arial" w:hAnsi="Arial" w:cs="Arial"/>
                                       <w:noProof/>
@@ -789,7 +776,7 @@
                             </w:tr>
                             <w:tr>
                               <w:trPr>
-                                <w:trHeight w:val="1558"/>
+                                <w:trHeight w:val="1228"/>
                               </w:trPr>
                               <w:tc>
                                 <w:tcPr>
@@ -882,6 +869,13 @@
                                           </w:rPr>
                                           <w:t>__________________</w:t>
                                         </w:r>
+                                        <w:r>
+                                          <w:rPr>
+                                            <w:rFonts w:ascii="Arial" w:hAnsi="Arial" w:cs="Arial"/>
+                                            <w:lang w:val="es-ES"/>
+                                          </w:rPr>
+                                          <w:t xml:space="preserve">                    __________________</w:t>
+                                        </w:r>
                                       </w:p>
                                       <w:p>
                                         <w:pPr>
@@ -931,7 +925,21 @@
                                             <w:rFonts w:ascii="Arial" w:hAnsi="Arial" w:cs="Arial"/>
                                             <w:lang w:val="es-ES"/>
                                           </w:rPr>
-                                          <w:t xml:space="preserve">                             Rector(a)</w:t>
+                                          <w:t xml:space="preserve">                             </w:t>
+                                        </w:r>
+                                        <w:r>
+                                          <w:rPr>
+                                            <w:rFonts w:ascii="Arial" w:hAnsi="Arial" w:cs="Arial"/>
+                                            <w:lang w:val="es-ES"/>
+                                          </w:rPr>
+                                          <w:t xml:space="preserve">        </w:t>
+                                        </w:r>
+                                        <w:r>
+                                          <w:rPr>
+                                            <w:rFonts w:ascii="Arial" w:hAnsi="Arial" w:cs="Arial"/>
+                                            <w:lang w:val="es-ES"/>
+                                          </w:rPr>
+                                          <w:t>Rector(a)</w:t>
                                         </w:r>
                                         <w:r>
                                           <w:rPr>
@@ -1000,7 +1008,7 @@
                 <v:stroke joinstyle="miter"/>
                 <v:path gradientshapeok="t" o:connecttype="rect"/>
               </v:shapetype>
-              <v:shape id="Cuadro de texto 2" o:spid="_x0000_s1026" type="#_x0000_t202" style="position:absolute;margin-left:0;margin-top:19.7pt;width:554.9pt;height:110.6pt;z-index:251659264;visibility:visible;mso-wrap-style:square;mso-width-percent:0;mso-height-percent:200;mso-wrap-distance-left:9pt;mso-wrap-distance-top:3.6pt;mso-wrap-distance-right:9pt;mso-wrap-distance-bottom:3.6pt;mso-position-horizontal:center;mso-position-horizontal-relative:page;mso-position-vertical:absolute;mso-position-vertical-relative:text;mso-width-percent:0;mso-height-percent:200;mso-width-relative:margin;mso-height-relative:margin;v-text-anchor:top" o:gfxdata="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">
+              <v:shape id="Cuadro de texto 2" o:spid="_x0000_s1026" type="#_x0000_t202" style="position:absolute;margin-left:0;margin-top:19.7pt;width:554.9pt;height:110.6pt;z-index:251659264;visibility:visible;mso-wrap-style:square;mso-width-percent:0;mso-height-percent:200;mso-wrap-distance-left:9pt;mso-wrap-distance-top:3.6pt;mso-wrap-distance-right:9pt;mso-wrap-distance-bottom:3.6pt;mso-position-horizontal:center;mso-position-horizontal-relative:page;mso-position-vertical:absolute;mso-position-vertical-relative:text;mso-width-percent:0;mso-height-percent:200;mso-width-relative:margin;mso-height-relative:margin;v-text-anchor:top" o:gfxdata="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" filled="f" stroked="f">
                 <v:textbox style="mso-fit-shape-to-text:t">
                   <w:txbxContent>
                     <w:tbl>
@@ -1507,7 +1515,7 @@
                                 <w:rFonts w:ascii="Arial" w:hAnsi="Arial" w:cs="Arial"/>
                                 <w:lang w:val="es-ES"/>
                               </w:rPr>
-                              <w:t>comportamiento</w:t>
+                              <w:t>COMPORTAMIENTO</w:t>
                             </w:r>
                           </w:p>
                         </w:tc>
@@ -1562,7 +1570,6 @@
                           <w:p>
                             <w:pPr>
                               <w:pStyle w:val="Sinespaciado"/>
-                              <w:jc w:val="both"/>
                               <w:rPr>
                                 <w:rFonts w:ascii="Arial" w:hAnsi="Arial" w:cs="Arial"/>
                                 <w:noProof/>
@@ -1662,7 +1669,7 @@
                       </w:tr>
                       <w:tr>
                         <w:trPr>
-                          <w:trHeight w:val="1558"/>
+                          <w:trHeight w:val="1228"/>
                         </w:trPr>
                         <w:tc>
                           <w:tcPr>
@@ -1755,6 +1762,13 @@
                                     </w:rPr>
                                     <w:t>__________________</w:t>
                                   </w:r>
+                                  <w:r>
+                                    <w:rPr>
+                                      <w:rFonts w:ascii="Arial" w:hAnsi="Arial" w:cs="Arial"/>
+                                      <w:lang w:val="es-ES"/>
+                                    </w:rPr>
+                                    <w:t xml:space="preserve">                    __________________</w:t>
+                                  </w:r>
                                 </w:p>
                                 <w:p>
                                   <w:pPr>
@@ -1804,7 +1818,21 @@
                                       <w:rFonts w:ascii="Arial" w:hAnsi="Arial" w:cs="Arial"/>
                                       <w:lang w:val="es-ES"/>
                                     </w:rPr>
-                                    <w:t xml:space="preserve">                             Rector(a)</w:t>
+                                    <w:t xml:space="preserve">                             </w:t>
+                                  </w:r>
+                                  <w:r>
+                                    <w:rPr>
+                                      <w:rFonts w:ascii="Arial" w:hAnsi="Arial" w:cs="Arial"/>
+                                      <w:lang w:val="es-ES"/>
+                                    </w:rPr>
+                                    <w:t xml:space="preserve">        </w:t>
+                                  </w:r>
+                                  <w:r>
+                                    <w:rPr>
+                                      <w:rFonts w:ascii="Arial" w:hAnsi="Arial" w:cs="Arial"/>
+                                      <w:lang w:val="es-ES"/>
+                                    </w:rPr>
+                                    <w:t>Rector(a)</w:t>
                                   </w:r>
                                   <w:r>
                                     <w:rPr>

--- a/public/plantillas/plantilla_boletin.docx
+++ b/public/plantillas/plantilla_boletin.docx
@@ -942,6 +942,22 @@
           <w:sz w:val="18"/>
           <w:szCs w:val="18"/>
         </w:rPr>
+        <w:br w:type="page"/>
+      </w:r>
+    </w:p>
+    <w:p>
+      <w:pPr>
+        <w:rPr>
+          <w:sz w:val="18"/>
+          <w:szCs w:val="18"/>
+        </w:rPr>
+      </w:pPr>
+      <w:r>
+        <w:rPr>
+          <w:sz w:val="18"/>
+          <w:szCs w:val="18"/>
+        </w:rPr>
+        <w:lastRenderedPageBreak/>
         <w:t>%/</w:t>
       </w:r>
       <w:proofErr w:type="spellStart"/>

--- a/public/plantillas/plantilla_boletin.docx
+++ b/public/plantillas/plantilla_boletin.docx
@@ -760,6 +760,9 @@
               <w:tc>
                 <w:tcPr>
                   <w:tcW w:w="2891" w:type="dxa"/>
+                  <w:tcBorders>
+                    <w:left w:val="nil"/>
+                  </w:tcBorders>
                 </w:tcPr>
                 <w:p>
                   <w:pPr>

--- a/public/plantillas/plantilla_boletin.docx
+++ b/public/plantillas/plantilla_boletin.docx
@@ -283,7 +283,6 @@
                 <w:lang w:val="es-ES"/>
               </w:rPr>
             </w:pPr>
-            <w:proofErr w:type="gramStart"/>
             <w:r>
               <w:rPr>
                 <w:rFonts w:ascii="Arial" w:hAnsi="Arial" w:cs="Arial"/>
@@ -300,18 +299,7 @@
                 <w:szCs w:val="18"/>
                 <w:lang w:val="es-ES"/>
               </w:rPr>
-              <w:t>%</w:t>
-            </w:r>
-            <w:proofErr w:type="gramEnd"/>
-            <w:r>
-              <w:rPr>
-                <w:rFonts w:ascii="Arial" w:hAnsi="Arial" w:cs="Arial"/>
-                <w:bCs/>
-                <w:sz w:val="18"/>
-                <w:szCs w:val="18"/>
-                <w:lang w:val="es-ES"/>
-              </w:rPr>
-              <w:t>docente%</w:t>
+              <w:t>%docente%</w:t>
             </w:r>
           </w:p>
         </w:tc>
@@ -461,7 +449,6 @@
           <w:p>
             <w:pPr>
               <w:pStyle w:val="Sinespaciado"/>
-              <w:jc w:val="both"/>
               <w:rPr>
                 <w:rFonts w:ascii="Arial" w:hAnsi="Arial" w:cs="Arial"/>
                 <w:sz w:val="18"/>
@@ -732,7 +719,7 @@
           <w:tbl>
             <w:tblPr>
               <w:tblOverlap w:val="never"/>
-              <w:tblW w:w="11437" w:type="dxa"/>
+              <w:tblW w:w="13800" w:type="dxa"/>
               <w:tblBorders>
                 <w:top w:val="single" w:sz="4" w:space="0" w:color="auto"/>
                 <w:left w:val="single" w:sz="4" w:space="0" w:color="auto"/>
@@ -749,7 +736,7 @@
               <w:tblLook w:val="0000" w:firstRow="0" w:lastRow="0" w:firstColumn="0" w:lastColumn="0" w:noHBand="0" w:noVBand="0"/>
             </w:tblPr>
             <w:tblGrid>
-              <w:gridCol w:w="2891"/>
+              <w:gridCol w:w="5254"/>
               <w:gridCol w:w="8546"/>
             </w:tblGrid>
             <w:tr>
@@ -759,7 +746,7 @@
               </w:trPr>
               <w:tc>
                 <w:tcPr>
-                  <w:tcW w:w="2891" w:type="dxa"/>
+                  <w:tcW w:w="5254" w:type="dxa"/>
                   <w:tcBorders>
                     <w:left w:val="nil"/>
                   </w:tcBorders>
@@ -820,7 +807,7 @@
                       <w:rFonts w:ascii="Arial" w:hAnsi="Arial" w:cs="Arial"/>
                       <w:lang w:val="es-ES"/>
                     </w:rPr>
-                    <w:t>__________________                    __________________</w:t>
+                    <w:t>__________________              __________________</w:t>
                   </w:r>
                 </w:p>
                 <w:p>
@@ -872,7 +859,7 @@
                       <w:rFonts w:ascii="Arial" w:hAnsi="Arial" w:cs="Arial"/>
                       <w:lang w:val="es-ES"/>
                     </w:rPr>
-                    <w:t xml:space="preserve">                                     Rector(a)</w:t>
+                    <w:t xml:space="preserve">                              Rector(a)</w:t>
                   </w:r>
                   <w:r>
                     <w:rPr>
@@ -880,24 +867,8 @@
                       <w:lang w:val="es-ES"/>
                     </w:rPr>
                     <w:tab/>
-                    <w:t xml:space="preserve">                </w:t>
+                    <w:t xml:space="preserve"> </w:t>
                   </w:r>
-                  <w:proofErr w:type="gramStart"/>
-                  <w:r>
-                    <w:rPr>
-                      <w:rFonts w:ascii="Arial" w:hAnsi="Arial" w:cs="Arial"/>
-                      <w:lang w:val="es-ES"/>
-                    </w:rPr>
-                    <w:t xml:space="preserve">  </w:t>
-                  </w:r>
-                  <w:r>
-                    <w:rPr>
-                      <w:rFonts w:ascii="Arial" w:hAnsi="Arial" w:cs="Arial"/>
-                      <w:lang w:val="es-ES"/>
-                    </w:rPr>
-                    <w:t>.</w:t>
-                  </w:r>
-                  <w:proofErr w:type="gramEnd"/>
                 </w:p>
               </w:tc>
             </w:tr>
@@ -1338,15 +1309,7 @@
       <w:t xml:space="preserve"> </w:t>
     </w:r>
     <w:r>
-      <w:t xml:space="preserve">de </w:t>
-    </w:r>
-    <w:proofErr w:type="gramStart"/>
-    <w:r>
-      <w:t>Enero</w:t>
-    </w:r>
-    <w:proofErr w:type="gramEnd"/>
-    <w:r>
-      <w:t xml:space="preserve"> 25 del 2022 NIT: 806.013.263-0</w:t>
+      <w:t>de Enero 25 del 2022 NIT: 806.013.263-0</w:t>
     </w:r>
     <w:bookmarkEnd w:id="0"/>
     <w:bookmarkEnd w:id="1"/>
